--- a/Wzor_analizy/Wzor_ZAL_01_Kadry_KPCP.docx
+++ b/Wzor_analizy/Wzor_ZAL_01_Kadry_KPCP.docx
@@ -1497,7 +1497,7 @@
         <w:pStyle w:val="Normalny"/>
       </w:pPr>
       <w:r>
-        <w:t xml:space="preserve">W zakładce możliwe jest uzupełnianie ewidencji kar i nagród pracownika. Lista zaewidencjonowanych nagród i kar wszystkich pracowników dostępna jest w folderze Ewidencje/Nagrody i kary.</w:t>
+        <w:t xml:space="preserve">W zakładce możliwe jest uzupełnianie ewidencji kar i nagród pracownika. Lista zaewidencjonowanych nagród i kar wszystkich pracowników dostępna jest na liście Kadry/Ewidencje/Nagrody i kary (lista dostępna w wersji platynowej programu).</w:t>
       </w:r>
     </w:p>
     <w:p>
@@ -2915,7 +2915,7 @@
         <w:pStyle w:val="Normalny"/>
       </w:pPr>
       <w:r>
-        <w:t xml:space="preserve">Do badania lekarskiego możliwe jest podpięcie załącznika poprzez standardową funkcjonalność programu enova365. Dane dotyczące wprowadzonych badań dostępne są z poziomu widoku Ewidencje/Badania lekarskie. System umożliwia również wygenerowanie skierowania na badania lekarskie oraz raportu o kończących się badaniach lekarskich.</w:t>
+        <w:t xml:space="preserve">Do badania lekarskiego możliwe jest podpięcie załącznika poprzez standardową funkcjonalność programu enova365. Dane dotyczące wprowadzonych badań dostępne są z poziomu listy Kadry/Ewidencje/Badania lekarskie (lista dostępna w wersji platynowej programu). Definicje badań konfiguruje się w Narzędzia/Opcje/Kadry i płace/Kadry/Definicje badań lekarskich. System umożliwia również wygenerowanie skierowania na badania lekarskie oraz raportu o kończących się badaniach lekarskich.</w:t>
       </w:r>
     </w:p>
     <w:p>
@@ -3014,21 +3014,21 @@
         <w:pStyle w:val="Normalny"/>
       </w:pPr>
       <w:r>
-        <w:t xml:space="preserve">Program enova365 umożliwia skonfigurowanie powiadomień (okno przypominacza), które pojawiają się przed datą upływu ważności zgodnie z określonymi terminami. Powiadomienie wyświetla się operatorom, dla których aktywowano funkcję powiadomień, po każdorazowym uruchomieniu programu aż do odrzucenia przypomnienia lub zarejestrowania przedłużenia.</w:t>
+        <w:t xml:space="preserve">Program enova365 umożliwia uruchomienie powiadomień (zadań), które wyświetlają się operatorom w oknie przypominacza – operator musi mieć zaznaczony parametr Wyświetlaj przypominacz. Powiadomienia odblokowuje się w konfiguracji (Systemowe/Definicje zadań). Zaznaczenie w kartotece pracownika (Etat/Rozwiązanie umowy) parametru „Zakończono wszystkie czynności związane ze zwolnieniem pracownika” na Tak wyłącza powiadomienia dotyczące tego pracownika.</w:t>
       </w:r>
     </w:p>
     <w:tbl>
       <w:tblPr>
         <w:tblStyle w:val="ProposalTable"/>
-        <w:tblW w:w="9025" w:type="dxa"/>
+        <w:tblW w:w="9024" w:type="dxa"/>
         <w:tblLayout w:type="fixed"/>
         <w:tblLook w:val="0420" w:firstRow="1" w:lastRow="0" w:firstColumn="0" w:lastColumn="0" w:noHBand="1" w:noVBand="1"/>
       </w:tblPr>
       <w:tblGrid>
         <w:gridCol w:w="541"/>
-        <w:gridCol w:w="3069"/>
-        <w:gridCol w:w="2166"/>
-        <w:gridCol w:w="1805"/>
+        <w:gridCol w:w="3430"/>
+        <w:gridCol w:w="1985"/>
+        <w:gridCol w:w="1624"/>
         <w:gridCol w:w="1444"/>
       </w:tblGrid>
       <w:tr>
@@ -3051,20 +3051,20 @@
         </w:tc>
         <w:tc>
           <w:tcPr>
-            <w:tcW w:w="3069" w:type="dxa"/>
-          </w:tcPr>
-          <w:p>
-            <w:pPr>
-              <w:pStyle w:val="Tekstabeli"/>
-            </w:pPr>
-            <w:r>
-              <w:t xml:space="preserve">Definicja powiadomienia</w:t>
-            </w:r>
-          </w:p>
-        </w:tc>
-        <w:tc>
-          <w:tcPr>
-            <w:tcW w:w="2166" w:type="dxa"/>
+            <w:tcW w:w="3430" w:type="dxa"/>
+          </w:tcPr>
+          <w:p>
+            <w:pPr>
+              <w:pStyle w:val="Tekstabeli"/>
+            </w:pPr>
+            <w:r>
+              <w:t xml:space="preserve">Powiadomienie</w:t>
+            </w:r>
+          </w:p>
+        </w:tc>
+        <w:tc>
+          <w:tcPr>
+            <w:tcW w:w="1985" w:type="dxa"/>
           </w:tcPr>
           <w:p>
             <w:pPr>
@@ -3077,7 +3077,7 @@
         </w:tc>
         <w:tc>
           <w:tcPr>
-            <w:tcW w:w="1805" w:type="dxa"/>
+            <w:tcW w:w="1624" w:type="dxa"/>
           </w:tcPr>
           <w:p>
             <w:pPr>
@@ -3121,20 +3121,102 @@
         </w:tc>
         <w:tc>
           <w:tcPr>
-            <w:tcW w:w="3069" w:type="dxa"/>
-          </w:tcPr>
-          <w:p>
-            <w:pPr>
-              <w:pStyle w:val="Tekstabeli"/>
-            </w:pPr>
-            <w:r>
-              <w:t xml:space="preserve">Termin wykonania badania lekarskiego</w:t>
-            </w:r>
-          </w:p>
-        </w:tc>
-        <w:tc>
-          <w:tcPr>
-            <w:tcW w:w="2166" w:type="dxa"/>
+            <w:tcW w:w="3430" w:type="dxa"/>
+          </w:tcPr>
+          <w:p>
+            <w:pPr>
+              <w:pStyle w:val="Tekstabeli"/>
+            </w:pPr>
+            <w:r>
+              <w:t xml:space="preserve">Przypomnienie o końcu umowy</w:t>
+            </w:r>
+          </w:p>
+        </w:tc>
+        <w:tc>
+          <w:tcPr>
+            <w:tcW w:w="1985" w:type="dxa"/>
+          </w:tcPr>
+          <w:p>
+            <w:pPr>
+              <w:pStyle w:val="Tekstabeli"/>
+            </w:pPr>
+            <w:r>
+              <w:rPr>
+                <w:rStyle w:val="PoledoUzupelnienia"/>
+                <w:highlight w:val="yellow"/>
+              </w:rPr>
+              <w:t xml:space="preserve">[DO UZUPEŁNIENIA: termin]</w:t>
+            </w:r>
+          </w:p>
+        </w:tc>
+        <w:tc>
+          <w:tcPr>
+            <w:tcW w:w="1624" w:type="dxa"/>
+          </w:tcPr>
+          <w:p>
+            <w:pPr>
+              <w:pStyle w:val="Tekstabeli"/>
+            </w:pPr>
+            <w:r>
+              <w:rPr>
+                <w:rStyle w:val="PoledoUzupelnienia"/>
+                <w:highlight w:val="yellow"/>
+              </w:rPr>
+              <w:t xml:space="preserve">[DO UZUPEŁNIENIA: operatorzy]</w:t>
+            </w:r>
+          </w:p>
+        </w:tc>
+        <w:tc>
+          <w:tcPr>
+            <w:tcW w:w="1444" w:type="dxa"/>
+          </w:tcPr>
+          <w:p>
+            <w:pPr>
+              <w:pStyle w:val="Tekstabeli"/>
+            </w:pPr>
+            <w:r>
+              <w:rPr>
+                <w:rStyle w:val="PoledoUzupelnienia"/>
+                <w:highlight w:val="yellow"/>
+              </w:rPr>
+              <w:t xml:space="preserve">[DO UZUPEŁNIENIA: tak / nie]</w:t>
+            </w:r>
+          </w:p>
+        </w:tc>
+      </w:tr>
+      <w:tr>
+        <w:trPr>
+          <w:cantSplit/>
+        </w:trPr>
+        <w:tc>
+          <w:tcPr>
+            <w:tcW w:w="541" w:type="dxa"/>
+          </w:tcPr>
+          <w:p>
+            <w:pPr>
+              <w:pStyle w:val="Tekstabeli"/>
+            </w:pPr>
+            <w:r>
+              <w:t xml:space="preserve">2</w:t>
+            </w:r>
+          </w:p>
+        </w:tc>
+        <w:tc>
+          <w:tcPr>
+            <w:tcW w:w="3430" w:type="dxa"/>
+          </w:tcPr>
+          <w:p>
+            <w:pPr>
+              <w:pStyle w:val="Tekstabeli"/>
+            </w:pPr>
+            <w:r>
+              <w:t xml:space="preserve">Termin wykonania badania</w:t>
+            </w:r>
+          </w:p>
+        </w:tc>
+        <w:tc>
+          <w:tcPr>
+            <w:tcW w:w="1985" w:type="dxa"/>
           </w:tcPr>
           <w:p>
             <w:pPr>
@@ -3151,7 +3233,7 @@
         </w:tc>
         <w:tc>
           <w:tcPr>
-            <w:tcW w:w="1805" w:type="dxa"/>
+            <w:tcW w:w="1624" w:type="dxa"/>
           </w:tcPr>
           <w:p>
             <w:pPr>
@@ -3197,26 +3279,26 @@
               <w:pStyle w:val="Tekstabeli"/>
             </w:pPr>
             <w:r>
-              <w:t xml:space="preserve">2</w:t>
-            </w:r>
-          </w:p>
-        </w:tc>
-        <w:tc>
-          <w:tcPr>
-            <w:tcW w:w="3069" w:type="dxa"/>
-          </w:tcPr>
-          <w:p>
-            <w:pPr>
-              <w:pStyle w:val="Tekstabeli"/>
-            </w:pPr>
-            <w:r>
-              <w:t xml:space="preserve">Przypomnienie o końcu umowy o pracę</w:t>
-            </w:r>
-          </w:p>
-        </w:tc>
-        <w:tc>
-          <w:tcPr>
-            <w:tcW w:w="2166" w:type="dxa"/>
+              <w:t xml:space="preserve">3</w:t>
+            </w:r>
+          </w:p>
+        </w:tc>
+        <w:tc>
+          <w:tcPr>
+            <w:tcW w:w="3430" w:type="dxa"/>
+          </w:tcPr>
+          <w:p>
+            <w:pPr>
+              <w:pStyle w:val="Tekstabeli"/>
+            </w:pPr>
+            <w:r>
+              <w:t xml:space="preserve">Termin szkolenia BHP</w:t>
+            </w:r>
+          </w:p>
+        </w:tc>
+        <w:tc>
+          <w:tcPr>
+            <w:tcW w:w="1985" w:type="dxa"/>
           </w:tcPr>
           <w:p>
             <w:pPr>
@@ -3233,7 +3315,7 @@
         </w:tc>
         <w:tc>
           <w:tcPr>
-            <w:tcW w:w="1805" w:type="dxa"/>
+            <w:tcW w:w="1624" w:type="dxa"/>
           </w:tcPr>
           <w:p>
             <w:pPr>
@@ -3244,7 +3326,7 @@
                 <w:rStyle w:val="PoledoUzupelnienia"/>
                 <w:highlight w:val="yellow"/>
               </w:rPr>
-              <w:t xml:space="preserve">[DO UZUPEŁNIENIA: odbiorcy]</w:t>
+              <w:t xml:space="preserve">[DO UZUPEŁNIENIA: operatorzy]</w:t>
             </w:r>
           </w:p>
         </w:tc>
@@ -3279,26 +3361,26 @@
               <w:pStyle w:val="Tekstabeli"/>
             </w:pPr>
             <w:r>
-              <w:t xml:space="preserve">3</w:t>
-            </w:r>
-          </w:p>
-        </w:tc>
-        <w:tc>
-          <w:tcPr>
-            <w:tcW w:w="3069" w:type="dxa"/>
-          </w:tcPr>
-          <w:p>
-            <w:pPr>
-              <w:pStyle w:val="Tekstabeli"/>
-            </w:pPr>
-            <w:r>
-              <w:t xml:space="preserve">Termin szkolenia BHP</w:t>
-            </w:r>
-          </w:p>
-        </w:tc>
-        <w:tc>
-          <w:tcPr>
-            <w:tcW w:w="2166" w:type="dxa"/>
+              <w:t xml:space="preserve">4</w:t>
+            </w:r>
+          </w:p>
+        </w:tc>
+        <w:tc>
+          <w:tcPr>
+            <w:tcW w:w="3430" w:type="dxa"/>
+          </w:tcPr>
+          <w:p>
+            <w:pPr>
+              <w:pStyle w:val="Tekstabeli"/>
+            </w:pPr>
+            <w:r>
+              <w:t xml:space="preserve">Termin ważności uprawnienia</w:t>
+            </w:r>
+          </w:p>
+        </w:tc>
+        <w:tc>
+          <w:tcPr>
+            <w:tcW w:w="1985" w:type="dxa"/>
           </w:tcPr>
           <w:p>
             <w:pPr>
@@ -3315,7 +3397,7 @@
         </w:tc>
         <w:tc>
           <w:tcPr>
-            <w:tcW w:w="1805" w:type="dxa"/>
+            <w:tcW w:w="1624" w:type="dxa"/>
           </w:tcPr>
           <w:p>
             <w:pPr>
@@ -3326,7 +3408,7 @@
                 <w:rStyle w:val="PoledoUzupelnienia"/>
                 <w:highlight w:val="yellow"/>
               </w:rPr>
-              <w:t xml:space="preserve">[DO UZUPEŁNIENIA: odbiorcy]</w:t>
+              <w:t xml:space="preserve">[DO UZUPEŁNIENIA: operatorzy]</w:t>
             </w:r>
           </w:p>
         </w:tc>
@@ -3361,26 +3443,338 @@
               <w:pStyle w:val="Tekstabeli"/>
             </w:pPr>
             <w:r>
-              <w:t xml:space="preserve">4</w:t>
-            </w:r>
-          </w:p>
-        </w:tc>
-        <w:tc>
-          <w:tcPr>
-            <w:tcW w:w="3069" w:type="dxa"/>
-          </w:tcPr>
-          <w:p>
-            <w:pPr>
-              <w:pStyle w:val="Tekstabeli"/>
-            </w:pPr>
-            <w:r>
-              <w:t xml:space="preserve">Termin ważności uprawnienia</w:t>
-            </w:r>
-          </w:p>
-        </w:tc>
-        <w:tc>
-          <w:tcPr>
-            <w:tcW w:w="2166" w:type="dxa"/>
+              <w:t xml:space="preserve">5</w:t>
+            </w:r>
+          </w:p>
+        </w:tc>
+        <w:tc>
+          <w:tcPr>
+            <w:tcW w:w="3430" w:type="dxa"/>
+          </w:tcPr>
+          <w:p>
+            <w:pPr>
+              <w:pStyle w:val="Tekstabeli"/>
+            </w:pPr>
+            <w:r>
+              <w:t xml:space="preserve">Badania lekarskie na stanowisku – braki</w:t>
+            </w:r>
+          </w:p>
+        </w:tc>
+        <w:tc>
+          <w:tcPr>
+            <w:tcW w:w="1985" w:type="dxa"/>
+          </w:tcPr>
+          <w:p>
+            <w:pPr>
+              <w:pStyle w:val="Tekstabeli"/>
+            </w:pPr>
+            <w:r>
+              <w:t xml:space="preserve">–</w:t>
+            </w:r>
+          </w:p>
+        </w:tc>
+        <w:tc>
+          <w:tcPr>
+            <w:tcW w:w="1624" w:type="dxa"/>
+          </w:tcPr>
+          <w:p>
+            <w:pPr>
+              <w:pStyle w:val="Tekstabeli"/>
+            </w:pPr>
+            <w:r>
+              <w:rPr>
+                <w:rStyle w:val="PoledoUzupelnienia"/>
+                <w:highlight w:val="yellow"/>
+              </w:rPr>
+              <w:t xml:space="preserve">[DO UZUPEŁNIENIA: operatorzy]</w:t>
+            </w:r>
+          </w:p>
+        </w:tc>
+        <w:tc>
+          <w:tcPr>
+            <w:tcW w:w="1444" w:type="dxa"/>
+          </w:tcPr>
+          <w:p>
+            <w:pPr>
+              <w:pStyle w:val="Tekstabeli"/>
+            </w:pPr>
+            <w:r>
+              <w:rPr>
+                <w:rStyle w:val="PoledoUzupelnienia"/>
+                <w:highlight w:val="yellow"/>
+              </w:rPr>
+              <w:t xml:space="preserve">[DO UZUPEŁNIENIA: tak / nie]</w:t>
+            </w:r>
+          </w:p>
+        </w:tc>
+      </w:tr>
+      <w:tr>
+        <w:trPr>
+          <w:cantSplit/>
+        </w:trPr>
+        <w:tc>
+          <w:tcPr>
+            <w:tcW w:w="541" w:type="dxa"/>
+          </w:tcPr>
+          <w:p>
+            <w:pPr>
+              <w:pStyle w:val="Tekstabeli"/>
+            </w:pPr>
+            <w:r>
+              <w:t xml:space="preserve">6</w:t>
+            </w:r>
+          </w:p>
+        </w:tc>
+        <w:tc>
+          <w:tcPr>
+            <w:tcW w:w="3430" w:type="dxa"/>
+          </w:tcPr>
+          <w:p>
+            <w:pPr>
+              <w:pStyle w:val="Tekstabeli"/>
+            </w:pPr>
+            <w:r>
+              <w:t xml:space="preserve">Szkolenia BHP na stanowisku – braki</w:t>
+            </w:r>
+          </w:p>
+        </w:tc>
+        <w:tc>
+          <w:tcPr>
+            <w:tcW w:w="1985" w:type="dxa"/>
+          </w:tcPr>
+          <w:p>
+            <w:pPr>
+              <w:pStyle w:val="Tekstabeli"/>
+            </w:pPr>
+            <w:r>
+              <w:t xml:space="preserve">–</w:t>
+            </w:r>
+          </w:p>
+        </w:tc>
+        <w:tc>
+          <w:tcPr>
+            <w:tcW w:w="1624" w:type="dxa"/>
+          </w:tcPr>
+          <w:p>
+            <w:pPr>
+              <w:pStyle w:val="Tekstabeli"/>
+            </w:pPr>
+            <w:r>
+              <w:rPr>
+                <w:rStyle w:val="PoledoUzupelnienia"/>
+                <w:highlight w:val="yellow"/>
+              </w:rPr>
+              <w:t xml:space="preserve">[DO UZUPEŁNIENIA: operatorzy]</w:t>
+            </w:r>
+          </w:p>
+        </w:tc>
+        <w:tc>
+          <w:tcPr>
+            <w:tcW w:w="1444" w:type="dxa"/>
+          </w:tcPr>
+          <w:p>
+            <w:pPr>
+              <w:pStyle w:val="Tekstabeli"/>
+            </w:pPr>
+            <w:r>
+              <w:rPr>
+                <w:rStyle w:val="PoledoUzupelnienia"/>
+                <w:highlight w:val="yellow"/>
+              </w:rPr>
+              <w:t xml:space="preserve">[DO UZUPEŁNIENIA: tak / nie]</w:t>
+            </w:r>
+          </w:p>
+        </w:tc>
+      </w:tr>
+      <w:tr>
+        <w:trPr>
+          <w:cantSplit/>
+        </w:trPr>
+        <w:tc>
+          <w:tcPr>
+            <w:tcW w:w="541" w:type="dxa"/>
+          </w:tcPr>
+          <w:p>
+            <w:pPr>
+              <w:pStyle w:val="Tekstabeli"/>
+            </w:pPr>
+            <w:r>
+              <w:t xml:space="preserve">7</w:t>
+            </w:r>
+          </w:p>
+        </w:tc>
+        <w:tc>
+          <w:tcPr>
+            <w:tcW w:w="3430" w:type="dxa"/>
+          </w:tcPr>
+          <w:p>
+            <w:pPr>
+              <w:pStyle w:val="Tekstabeli"/>
+            </w:pPr>
+            <w:r>
+              <w:t xml:space="preserve">Uprawnienia na stanowisku – braki</w:t>
+            </w:r>
+          </w:p>
+        </w:tc>
+        <w:tc>
+          <w:tcPr>
+            <w:tcW w:w="1985" w:type="dxa"/>
+          </w:tcPr>
+          <w:p>
+            <w:pPr>
+              <w:pStyle w:val="Tekstabeli"/>
+            </w:pPr>
+            <w:r>
+              <w:t xml:space="preserve">–</w:t>
+            </w:r>
+          </w:p>
+        </w:tc>
+        <w:tc>
+          <w:tcPr>
+            <w:tcW w:w="1624" w:type="dxa"/>
+          </w:tcPr>
+          <w:p>
+            <w:pPr>
+              <w:pStyle w:val="Tekstabeli"/>
+            </w:pPr>
+            <w:r>
+              <w:rPr>
+                <w:rStyle w:val="PoledoUzupelnienia"/>
+                <w:highlight w:val="yellow"/>
+              </w:rPr>
+              <w:t xml:space="preserve">[DO UZUPEŁNIENIA: operatorzy]</w:t>
+            </w:r>
+          </w:p>
+        </w:tc>
+        <w:tc>
+          <w:tcPr>
+            <w:tcW w:w="1444" w:type="dxa"/>
+          </w:tcPr>
+          <w:p>
+            <w:pPr>
+              <w:pStyle w:val="Tekstabeli"/>
+            </w:pPr>
+            <w:r>
+              <w:rPr>
+                <w:rStyle w:val="PoledoUzupelnienia"/>
+                <w:highlight w:val="yellow"/>
+              </w:rPr>
+              <w:t xml:space="preserve">[DO UZUPEŁNIENIA: tak / nie]</w:t>
+            </w:r>
+          </w:p>
+        </w:tc>
+      </w:tr>
+      <w:tr>
+        <w:trPr>
+          <w:cantSplit/>
+        </w:trPr>
+        <w:tc>
+          <w:tcPr>
+            <w:tcW w:w="541" w:type="dxa"/>
+          </w:tcPr>
+          <w:p>
+            <w:pPr>
+              <w:pStyle w:val="Tekstabeli"/>
+            </w:pPr>
+            <w:r>
+              <w:t xml:space="preserve">8</w:t>
+            </w:r>
+          </w:p>
+        </w:tc>
+        <w:tc>
+          <w:tcPr>
+            <w:tcW w:w="3430" w:type="dxa"/>
+          </w:tcPr>
+          <w:p>
+            <w:pPr>
+              <w:pStyle w:val="Tekstabeli"/>
+            </w:pPr>
+            <w:r>
+              <w:t xml:space="preserve">Powiadomienie o autozapisie do PPK</w:t>
+            </w:r>
+          </w:p>
+        </w:tc>
+        <w:tc>
+          <w:tcPr>
+            <w:tcW w:w="1985" w:type="dxa"/>
+          </w:tcPr>
+          <w:p>
+            <w:pPr>
+              <w:pStyle w:val="Tekstabeli"/>
+            </w:pPr>
+            <w:r>
+              <w:t xml:space="preserve">co 4 lata (luty)</w:t>
+            </w:r>
+          </w:p>
+        </w:tc>
+        <w:tc>
+          <w:tcPr>
+            <w:tcW w:w="1624" w:type="dxa"/>
+          </w:tcPr>
+          <w:p>
+            <w:pPr>
+              <w:pStyle w:val="Tekstabeli"/>
+            </w:pPr>
+            <w:r>
+              <w:rPr>
+                <w:rStyle w:val="PoledoUzupelnienia"/>
+                <w:highlight w:val="yellow"/>
+              </w:rPr>
+              <w:t xml:space="preserve">[DO UZUPEŁNIENIA: operatorzy]</w:t>
+            </w:r>
+          </w:p>
+        </w:tc>
+        <w:tc>
+          <w:tcPr>
+            <w:tcW w:w="1444" w:type="dxa"/>
+          </w:tcPr>
+          <w:p>
+            <w:pPr>
+              <w:pStyle w:val="Tekstabeli"/>
+            </w:pPr>
+            <w:r>
+              <w:rPr>
+                <w:rStyle w:val="PoledoUzupelnienia"/>
+                <w:highlight w:val="yellow"/>
+              </w:rPr>
+              <w:t xml:space="preserve">[DO UZUPEŁNIENIA: tak / nie]</w:t>
+            </w:r>
+          </w:p>
+        </w:tc>
+      </w:tr>
+      <w:tr>
+        <w:trPr>
+          <w:cantSplit/>
+        </w:trPr>
+        <w:tc>
+          <w:tcPr>
+            <w:tcW w:w="541" w:type="dxa"/>
+          </w:tcPr>
+          <w:p>
+            <w:pPr>
+              <w:pStyle w:val="Tekstabeli"/>
+            </w:pPr>
+            <w:r>
+              <w:t xml:space="preserve">9</w:t>
+            </w:r>
+          </w:p>
+        </w:tc>
+        <w:tc>
+          <w:tcPr>
+            <w:tcW w:w="3430" w:type="dxa"/>
+          </w:tcPr>
+          <w:p>
+            <w:pPr>
+              <w:pStyle w:val="Tekstabeli"/>
+            </w:pPr>
+            <w:r>
+              <w:t xml:space="preserve">Skierowanie na badania kontrolne po zwolnieniu lekarskim powyżej 30 dni (do potwierdzenia w aktualnej wersji programu – brak w instrukcji)</w:t>
+            </w:r>
+          </w:p>
+        </w:tc>
+        <w:tc>
+          <w:tcPr>
+            <w:tcW w:w="1985" w:type="dxa"/>
           </w:tcPr>
           <w:p>
             <w:pPr>
@@ -3397,7 +3791,7 @@
         </w:tc>
         <w:tc>
           <w:tcPr>
-            <w:tcW w:w="1805" w:type="dxa"/>
+            <w:tcW w:w="1624" w:type="dxa"/>
           </w:tcPr>
           <w:p>
             <w:pPr>
@@ -3408,167 +3802,7 @@
                 <w:rStyle w:val="PoledoUzupelnienia"/>
                 <w:highlight w:val="yellow"/>
               </w:rPr>
-              <w:t xml:space="preserve">[DO UZUPEŁNIENIA: odbiorcy]</w:t>
-            </w:r>
-          </w:p>
-        </w:tc>
-        <w:tc>
-          <w:tcPr>
-            <w:tcW w:w="1444" w:type="dxa"/>
-          </w:tcPr>
-          <w:p>
-            <w:pPr>
-              <w:pStyle w:val="Tekstabeli"/>
-            </w:pPr>
-            <w:r>
-              <w:rPr>
-                <w:rStyle w:val="PoledoUzupelnienia"/>
-                <w:highlight w:val="yellow"/>
-              </w:rPr>
-              <w:t xml:space="preserve">[DO UZUPEŁNIENIA: tak / nie]</w:t>
-            </w:r>
-          </w:p>
-        </w:tc>
-      </w:tr>
-      <w:tr>
-        <w:trPr>
-          <w:cantSplit/>
-        </w:trPr>
-        <w:tc>
-          <w:tcPr>
-            <w:tcW w:w="541" w:type="dxa"/>
-          </w:tcPr>
-          <w:p>
-            <w:pPr>
-              <w:pStyle w:val="Tekstabeli"/>
-            </w:pPr>
-            <w:r>
-              <w:t xml:space="preserve">5</w:t>
-            </w:r>
-          </w:p>
-        </w:tc>
-        <w:tc>
-          <w:tcPr>
-            <w:tcW w:w="3069" w:type="dxa"/>
-          </w:tcPr>
-          <w:p>
-            <w:pPr>
-              <w:pStyle w:val="Tekstabeli"/>
-            </w:pPr>
-            <w:r>
-              <w:t xml:space="preserve">Powiadomienie o autozapisie do PPK</w:t>
-            </w:r>
-          </w:p>
-        </w:tc>
-        <w:tc>
-          <w:tcPr>
-            <w:tcW w:w="2166" w:type="dxa"/>
-          </w:tcPr>
-          <w:p>
-            <w:pPr>
-              <w:pStyle w:val="Tekstabeli"/>
-            </w:pPr>
-            <w:r>
-              <w:rPr>
-                <w:rStyle w:val="PoledoUzupelnienia"/>
-                <w:highlight w:val="yellow"/>
-              </w:rPr>
-              <w:t xml:space="preserve">[DO UZUPEŁNIENIA: termin]</w:t>
-            </w:r>
-          </w:p>
-        </w:tc>
-        <w:tc>
-          <w:tcPr>
-            <w:tcW w:w="1805" w:type="dxa"/>
-          </w:tcPr>
-          <w:p>
-            <w:pPr>
-              <w:pStyle w:val="Tekstabeli"/>
-            </w:pPr>
-            <w:r>
-              <w:rPr>
-                <w:rStyle w:val="PoledoUzupelnienia"/>
-                <w:highlight w:val="yellow"/>
-              </w:rPr>
-              <w:t xml:space="preserve">[DO UZUPEŁNIENIA: odbiorcy]</w:t>
-            </w:r>
-          </w:p>
-        </w:tc>
-        <w:tc>
-          <w:tcPr>
-            <w:tcW w:w="1444" w:type="dxa"/>
-          </w:tcPr>
-          <w:p>
-            <w:pPr>
-              <w:pStyle w:val="Tekstabeli"/>
-            </w:pPr>
-            <w:r>
-              <w:rPr>
-                <w:rStyle w:val="PoledoUzupelnienia"/>
-                <w:highlight w:val="yellow"/>
-              </w:rPr>
-              <w:t xml:space="preserve">[DO UZUPEŁNIENIA: tak / nie]</w:t>
-            </w:r>
-          </w:p>
-        </w:tc>
-      </w:tr>
-      <w:tr>
-        <w:trPr>
-          <w:cantSplit/>
-        </w:trPr>
-        <w:tc>
-          <w:tcPr>
-            <w:tcW w:w="541" w:type="dxa"/>
-          </w:tcPr>
-          <w:p>
-            <w:pPr>
-              <w:pStyle w:val="Tekstabeli"/>
-            </w:pPr>
-            <w:r>
-              <w:t xml:space="preserve">6</w:t>
-            </w:r>
-          </w:p>
-        </w:tc>
-        <w:tc>
-          <w:tcPr>
-            <w:tcW w:w="3069" w:type="dxa"/>
-          </w:tcPr>
-          <w:p>
-            <w:pPr>
-              <w:pStyle w:val="Tekstabeli"/>
-            </w:pPr>
-            <w:r>
-              <w:t xml:space="preserve">Skierowanie na badania kontrolne (zwolnienie lekarskie powyżej 30 dni)</w:t>
-            </w:r>
-          </w:p>
-        </w:tc>
-        <w:tc>
-          <w:tcPr>
-            <w:tcW w:w="2166" w:type="dxa"/>
-          </w:tcPr>
-          <w:p>
-            <w:pPr>
-              <w:pStyle w:val="Tekstabeli"/>
-            </w:pPr>
-            <w:r>
-              <w:t xml:space="preserve">5 dni przed końcem nieobecności</w:t>
-            </w:r>
-          </w:p>
-        </w:tc>
-        <w:tc>
-          <w:tcPr>
-            <w:tcW w:w="1805" w:type="dxa"/>
-          </w:tcPr>
-          <w:p>
-            <w:pPr>
-              <w:pStyle w:val="Tekstabeli"/>
-            </w:pPr>
-            <w:r>
-              <w:rPr>
-                <w:rStyle w:val="PoledoUzupelnienia"/>
-                <w:highlight w:val="yellow"/>
-              </w:rPr>
-              <w:t xml:space="preserve">[DO UZUPEŁNIENIA: odbiorcy]</w:t>
+              <w:t xml:space="preserve">[DO UZUPEŁNIENIA: operatorzy]</w:t>
             </w:r>
           </w:p>
         </w:tc>
@@ -4040,7 +4274,7 @@
         <w:t xml:space="preserve">[DO UZUPEŁNIENIA: będzie / nie będzie]</w:t>
       </w:r>
       <w:r>
-        <w:t xml:space="preserve"> ewidencjonował dane osób oddelegowanych do pracy za granicę. W systemie zostanie włączona standardowa funkcjonalność obsługi pracowników oddelegowanych, pozwalająca na prawidłowe pomniejszanie podstawy składek ZUS za czas oddelegowania oraz prawidłową kwalifikację dochodu opodatkowanego za granicą w deklaracji PIT-11.</w:t>
+        <w:t xml:space="preserve"> ewidencjonował dane osób oddelegowanych do pracy za granicę. Rozliczanie pracowników i zleceniobiorców oddelegowanych do pracy za granicą obsługuje funkcjonalność dodatkowa „Pracownicy Eksportowi” – wymaga modułu Płace w wersji złotej lub platynowej oraz wykupienia dodatkowej licencji (instalacja dodatku i wczytanie dedykowanych plików konfiguracyjnych). Funkcjonalność umożliwia m.in. rozliczenie składek ZUS za okres oddelegowania (w tym ewidencję diet wpływających na podstawę składek), rozliczenie wynagrodzenia, gdy pracownik przebywa za granicą cały miesiąc lub jego część, oraz naliczanie podatku płaconego w Polsce lub ujęcie podatku płaconego za granicą.</w:t>
       </w:r>
     </w:p>
     <w:p>
@@ -4466,7 +4700,7 @@
         <w:pStyle w:val="Normalny"/>
       </w:pPr>
       <w:r>
-        <w:t xml:space="preserve">Nieobecności, które będą ewidencjonowane w programie enova365, są zgodne z definicjami ustalonymi przez producenta programu:</w:t>
+        <w:t xml:space="preserve">Nieobecności, które będą ewidencjonowane w programie enova365, są zgodne z definicjami ustalonymi przez producenta programu (lista standardowych definicji według instrukcji producenta):</w:t>
       </w:r>
     </w:p>
     <w:tbl>
@@ -4477,8 +4711,8 @@
         <w:tblLook w:val="0420" w:firstRow="1" w:lastRow="0" w:firstColumn="0" w:lastColumn="0" w:noHBand="1" w:noVBand="1"/>
       </w:tblPr>
       <w:tblGrid>
-        <w:gridCol w:w="5416"/>
-        <w:gridCol w:w="3610"/>
+        <w:gridCol w:w="5596"/>
+        <w:gridCol w:w="3430"/>
       </w:tblGrid>
       <w:tr>
         <w:trPr>
@@ -4487,27 +4721,27 @@
         </w:trPr>
         <w:tc>
           <w:tcPr>
-            <w:tcW w:w="5416" w:type="dxa"/>
-          </w:tcPr>
-          <w:p>
-            <w:pPr>
-              <w:pStyle w:val="Tekstabeli"/>
-            </w:pPr>
-            <w:r>
-              <w:t xml:space="preserve">Nazwa</w:t>
-            </w:r>
-          </w:p>
-        </w:tc>
-        <w:tc>
-          <w:tcPr>
-            <w:tcW w:w="3610" w:type="dxa"/>
-          </w:tcPr>
-          <w:p>
-            <w:pPr>
-              <w:pStyle w:val="Tekstabeli"/>
-            </w:pPr>
-            <w:r>
-              <w:t xml:space="preserve">Typ</w:t>
+            <w:tcW w:w="5596" w:type="dxa"/>
+          </w:tcPr>
+          <w:p>
+            <w:pPr>
+              <w:pStyle w:val="Tekstabeli"/>
+            </w:pPr>
+            <w:r>
+              <w:t xml:space="preserve">Definicja nieobecności</w:t>
+            </w:r>
+          </w:p>
+        </w:tc>
+        <w:tc>
+          <w:tcPr>
+            <w:tcW w:w="3430" w:type="dxa"/>
+          </w:tcPr>
+          <w:p>
+            <w:pPr>
+              <w:pStyle w:val="Tekstabeli"/>
+            </w:pPr>
+            <w:r>
+              <w:t xml:space="preserve">Grupa</w:t>
             </w:r>
           </w:p>
         </w:tc>
@@ -4518,27 +4752,27 @@
         </w:trPr>
         <w:tc>
           <w:tcPr>
-            <w:tcW w:w="5416" w:type="dxa"/>
-          </w:tcPr>
-          <w:p>
-            <w:pPr>
-              <w:pStyle w:val="Tekstabeli"/>
-            </w:pPr>
-            <w:r>
-              <w:t xml:space="preserve">Badania lekarskie</w:t>
-            </w:r>
-          </w:p>
-        </w:tc>
-        <w:tc>
-          <w:tcPr>
-            <w:tcW w:w="3610" w:type="dxa"/>
-          </w:tcPr>
-          <w:p>
-            <w:pPr>
-              <w:pStyle w:val="Tekstabeli"/>
-            </w:pPr>
-            <w:r>
-              <w:t xml:space="preserve">Usprawiedliwiona płatna</w:t>
+            <w:tcW w:w="5596" w:type="dxa"/>
+          </w:tcPr>
+          <w:p>
+            <w:pPr>
+              <w:pStyle w:val="Tekstabeli"/>
+            </w:pPr>
+            <w:r>
+              <w:t xml:space="preserve">Nieobecność nieusprawiedliwiona</w:t>
+            </w:r>
+          </w:p>
+        </w:tc>
+        <w:tc>
+          <w:tcPr>
+            <w:tcW w:w="3430" w:type="dxa"/>
+          </w:tcPr>
+          <w:p>
+            <w:pPr>
+              <w:pStyle w:val="Tekstabeli"/>
+            </w:pPr>
+            <w:r>
+              <w:t xml:space="preserve">Nieusprawiedliwiona (niepłatna)</w:t>
             </w:r>
           </w:p>
         </w:tc>
@@ -4549,27 +4783,27 @@
         </w:trPr>
         <w:tc>
           <w:tcPr>
-            <w:tcW w:w="5416" w:type="dxa"/>
-          </w:tcPr>
-          <w:p>
-            <w:pPr>
-              <w:pStyle w:val="Tekstabeli"/>
-            </w:pPr>
-            <w:r>
-              <w:t xml:space="preserve">Delegacja służbowa</w:t>
-            </w:r>
-          </w:p>
-        </w:tc>
-        <w:tc>
-          <w:tcPr>
-            <w:tcW w:w="3610" w:type="dxa"/>
-          </w:tcPr>
-          <w:p>
-            <w:pPr>
-              <w:pStyle w:val="Tekstabeli"/>
-            </w:pPr>
-            <w:r>
-              <w:t xml:space="preserve">Usprawiedliwiona płatna</w:t>
+            <w:tcW w:w="5596" w:type="dxa"/>
+          </w:tcPr>
+          <w:p>
+            <w:pPr>
+              <w:pStyle w:val="Tekstabeli"/>
+            </w:pPr>
+            <w:r>
+              <w:t xml:space="preserve">Inna nieobecność (kod świadczenia/przerwy 350)</w:t>
+            </w:r>
+          </w:p>
+        </w:tc>
+        <w:tc>
+          <w:tcPr>
+            <w:tcW w:w="3430" w:type="dxa"/>
+          </w:tcPr>
+          <w:p>
+            <w:pPr>
+              <w:pStyle w:val="Tekstabeli"/>
+            </w:pPr>
+            <w:r>
+              <w:t xml:space="preserve">Usprawiedliwiona niepłatna</w:t>
             </w:r>
           </w:p>
         </w:tc>
@@ -4580,27 +4814,27 @@
         </w:trPr>
         <w:tc>
           <w:tcPr>
-            <w:tcW w:w="5416" w:type="dxa"/>
-          </w:tcPr>
-          <w:p>
-            <w:pPr>
-              <w:pStyle w:val="Tekstabeli"/>
-            </w:pPr>
-            <w:r>
-              <w:t xml:space="preserve">Inna nieobecność (kod 350)</w:t>
-            </w:r>
-          </w:p>
-        </w:tc>
-        <w:tc>
-          <w:tcPr>
-            <w:tcW w:w="3610" w:type="dxa"/>
-          </w:tcPr>
-          <w:p>
-            <w:pPr>
-              <w:pStyle w:val="Tekstabeli"/>
-            </w:pPr>
-            <w:r>
-              <w:t xml:space="preserve">Usprawiedliwiona bezpłatna</w:t>
+            <w:tcW w:w="5596" w:type="dxa"/>
+          </w:tcPr>
+          <w:p>
+            <w:pPr>
+              <w:pStyle w:val="Tekstabeli"/>
+            </w:pPr>
+            <w:r>
+              <w:t xml:space="preserve">Nieobecność usprawiedliwiona niepłatna</w:t>
+            </w:r>
+          </w:p>
+        </w:tc>
+        <w:tc>
+          <w:tcPr>
+            <w:tcW w:w="3430" w:type="dxa"/>
+          </w:tcPr>
+          <w:p>
+            <w:pPr>
+              <w:pStyle w:val="Tekstabeli"/>
+            </w:pPr>
+            <w:r>
+              <w:t xml:space="preserve">Usprawiedliwiona niepłatna</w:t>
             </w:r>
           </w:p>
         </w:tc>
@@ -4611,27 +4845,27 @@
         </w:trPr>
         <w:tc>
           <w:tcPr>
-            <w:tcW w:w="5416" w:type="dxa"/>
-          </w:tcPr>
-          <w:p>
-            <w:pPr>
-              <w:pStyle w:val="Tekstabeli"/>
-            </w:pPr>
-            <w:r>
-              <w:t xml:space="preserve">Nieobec.nieusprawiedliwiona</w:t>
-            </w:r>
-          </w:p>
-        </w:tc>
-        <w:tc>
-          <w:tcPr>
-            <w:tcW w:w="3610" w:type="dxa"/>
-          </w:tcPr>
-          <w:p>
-            <w:pPr>
-              <w:pStyle w:val="Tekstabeli"/>
-            </w:pPr>
-            <w:r>
-              <w:t xml:space="preserve">Nieusprawiedliwiona</w:t>
+            <w:tcW w:w="5596" w:type="dxa"/>
+          </w:tcPr>
+          <w:p>
+            <w:pPr>
+              <w:pStyle w:val="Tekstabeli"/>
+            </w:pPr>
+            <w:r>
+              <w:t xml:space="preserve">Służba wojskowa</w:t>
+            </w:r>
+          </w:p>
+        </w:tc>
+        <w:tc>
+          <w:tcPr>
+            <w:tcW w:w="3430" w:type="dxa"/>
+          </w:tcPr>
+          <w:p>
+            <w:pPr>
+              <w:pStyle w:val="Tekstabeli"/>
+            </w:pPr>
+            <w:r>
+              <w:t xml:space="preserve">Usprawiedliwiona niepłatna</w:t>
             </w:r>
           </w:p>
         </w:tc>
@@ -4642,27 +4876,27 @@
         </w:trPr>
         <w:tc>
           <w:tcPr>
-            <w:tcW w:w="5416" w:type="dxa"/>
-          </w:tcPr>
-          <w:p>
-            <w:pPr>
-              <w:pStyle w:val="Tekstabeli"/>
-            </w:pPr>
-            <w:r>
-              <w:t xml:space="preserve">Nieobec.usprawiedliwiona niepł</w:t>
-            </w:r>
-          </w:p>
-        </w:tc>
-        <w:tc>
-          <w:tcPr>
-            <w:tcW w:w="3610" w:type="dxa"/>
-          </w:tcPr>
-          <w:p>
-            <w:pPr>
-              <w:pStyle w:val="Tekstabeli"/>
-            </w:pPr>
-            <w:r>
-              <w:t xml:space="preserve">Usprawiedliwiona bezpłatna</w:t>
+            <w:tcW w:w="5596" w:type="dxa"/>
+          </w:tcPr>
+          <w:p>
+            <w:pPr>
+              <w:pStyle w:val="Tekstabeli"/>
+            </w:pPr>
+            <w:r>
+              <w:t xml:space="preserve">Urlop bezpłatny (art. 174 KP – kod 111)</w:t>
+            </w:r>
+          </w:p>
+        </w:tc>
+        <w:tc>
+          <w:tcPr>
+            <w:tcW w:w="3430" w:type="dxa"/>
+          </w:tcPr>
+          <w:p>
+            <w:pPr>
+              <w:pStyle w:val="Tekstabeli"/>
+            </w:pPr>
+            <w:r>
+              <w:t xml:space="preserve">Usprawiedliwiona niepłatna</w:t>
             </w:r>
           </w:p>
         </w:tc>
@@ -4673,27 +4907,27 @@
         </w:trPr>
         <w:tc>
           <w:tcPr>
-            <w:tcW w:w="5416" w:type="dxa"/>
-          </w:tcPr>
-          <w:p>
-            <w:pPr>
-              <w:pStyle w:val="Tekstabeli"/>
-            </w:pPr>
-            <w:r>
-              <w:t xml:space="preserve">Nieobec.usprawiedliwiona płatn</w:t>
-            </w:r>
-          </w:p>
-        </w:tc>
-        <w:tc>
-          <w:tcPr>
-            <w:tcW w:w="3610" w:type="dxa"/>
-          </w:tcPr>
-          <w:p>
-            <w:pPr>
-              <w:pStyle w:val="Tekstabeli"/>
-            </w:pPr>
-            <w:r>
-              <w:t xml:space="preserve">Usprawiedliwiona płatna</w:t>
+            <w:tcW w:w="5596" w:type="dxa"/>
+          </w:tcPr>
+          <w:p>
+            <w:pPr>
+              <w:pStyle w:val="Tekstabeli"/>
+            </w:pPr>
+            <w:r>
+              <w:t xml:space="preserve">Urlop bezpłatny (art. 174.1 KP – kod 112)</w:t>
+            </w:r>
+          </w:p>
+        </w:tc>
+        <w:tc>
+          <w:tcPr>
+            <w:tcW w:w="3430" w:type="dxa"/>
+          </w:tcPr>
+          <w:p>
+            <w:pPr>
+              <w:pStyle w:val="Tekstabeli"/>
+            </w:pPr>
+            <w:r>
+              <w:t xml:space="preserve">Usprawiedliwiona niepłatna</w:t>
             </w:r>
           </w:p>
         </w:tc>
@@ -4704,27 +4938,27 @@
         </w:trPr>
         <w:tc>
           <w:tcPr>
-            <w:tcW w:w="5416" w:type="dxa"/>
-          </w:tcPr>
-          <w:p>
-            <w:pPr>
-              <w:pStyle w:val="Tekstabeli"/>
-            </w:pPr>
-            <w:r>
-              <w:t xml:space="preserve">Oddanie krwi lub osocza</w:t>
-            </w:r>
-          </w:p>
-        </w:tc>
-        <w:tc>
-          <w:tcPr>
-            <w:tcW w:w="3610" w:type="dxa"/>
-          </w:tcPr>
-          <w:p>
-            <w:pPr>
-              <w:pStyle w:val="Tekstabeli"/>
-            </w:pPr>
-            <w:r>
-              <w:t xml:space="preserve">Usprawiedliwiona płatna</w:t>
+            <w:tcW w:w="5596" w:type="dxa"/>
+          </w:tcPr>
+          <w:p>
+            <w:pPr>
+              <w:pStyle w:val="Tekstabeli"/>
+            </w:pPr>
+            <w:r>
+              <w:t xml:space="preserve">Urlop bezpłatny (kod 350)</w:t>
+            </w:r>
+          </w:p>
+        </w:tc>
+        <w:tc>
+          <w:tcPr>
+            <w:tcW w:w="3430" w:type="dxa"/>
+          </w:tcPr>
+          <w:p>
+            <w:pPr>
+              <w:pStyle w:val="Tekstabeli"/>
+            </w:pPr>
+            <w:r>
+              <w:t xml:space="preserve">Usprawiedliwiona niepłatna</w:t>
             </w:r>
           </w:p>
         </w:tc>
@@ -4735,27 +4969,27 @@
         </w:trPr>
         <w:tc>
           <w:tcPr>
-            <w:tcW w:w="5416" w:type="dxa"/>
-          </w:tcPr>
-          <w:p>
-            <w:pPr>
-              <w:pStyle w:val="Tekstabeli"/>
-            </w:pPr>
-            <w:r>
-              <w:t xml:space="preserve">Służba wojskowa</w:t>
-            </w:r>
-          </w:p>
-        </w:tc>
-        <w:tc>
-          <w:tcPr>
-            <w:tcW w:w="3610" w:type="dxa"/>
-          </w:tcPr>
-          <w:p>
-            <w:pPr>
-              <w:pStyle w:val="Tekstabeli"/>
-            </w:pPr>
-            <w:r>
-              <w:t xml:space="preserve">Usprawiedliwiona bezpłatna</w:t>
+            <w:tcW w:w="5596" w:type="dxa"/>
+          </w:tcPr>
+          <w:p>
+            <w:pPr>
+              <w:pStyle w:val="Tekstabeli"/>
+            </w:pPr>
+            <w:r>
+              <w:t xml:space="preserve">Urlop bezpłatny (ćw. wojs. art. 124.1 POORP)</w:t>
+            </w:r>
+          </w:p>
+        </w:tc>
+        <w:tc>
+          <w:tcPr>
+            <w:tcW w:w="3430" w:type="dxa"/>
+          </w:tcPr>
+          <w:p>
+            <w:pPr>
+              <w:pStyle w:val="Tekstabeli"/>
+            </w:pPr>
+            <w:r>
+              <w:t xml:space="preserve">Usprawiedliwiona niepłatna</w:t>
             </w:r>
           </w:p>
         </w:tc>
@@ -4766,27 +5000,27 @@
         </w:trPr>
         <w:tc>
           <w:tcPr>
-            <w:tcW w:w="5416" w:type="dxa"/>
-          </w:tcPr>
-          <w:p>
-            <w:pPr>
-              <w:pStyle w:val="Tekstabeli"/>
-            </w:pPr>
-            <w:r>
-              <w:t xml:space="preserve">Storno</w:t>
-            </w:r>
-          </w:p>
-        </w:tc>
-        <w:tc>
-          <w:tcPr>
-            <w:tcW w:w="3610" w:type="dxa"/>
-          </w:tcPr>
-          <w:p>
-            <w:pPr>
-              <w:pStyle w:val="Tekstabeli"/>
-            </w:pPr>
-            <w:r>
-              <w:t xml:space="preserve">Storno</w:t>
+            <w:tcW w:w="5596" w:type="dxa"/>
+          </w:tcPr>
+          <w:p>
+            <w:pPr>
+              <w:pStyle w:val="Tekstabeli"/>
+            </w:pPr>
+            <w:r>
+              <w:t xml:space="preserve">Urlop wychowawczy (kod 121)</w:t>
+            </w:r>
+          </w:p>
+        </w:tc>
+        <w:tc>
+          <w:tcPr>
+            <w:tcW w:w="3430" w:type="dxa"/>
+          </w:tcPr>
+          <w:p>
+            <w:pPr>
+              <w:pStyle w:val="Tekstabeli"/>
+            </w:pPr>
+            <w:r>
+              <w:t xml:space="preserve">Usprawiedliwiona niepłatna</w:t>
             </w:r>
           </w:p>
         </w:tc>
@@ -4797,27 +5031,27 @@
         </w:trPr>
         <w:tc>
           <w:tcPr>
-            <w:tcW w:w="5416" w:type="dxa"/>
-          </w:tcPr>
-          <w:p>
-            <w:pPr>
-              <w:pStyle w:val="Tekstabeli"/>
-            </w:pPr>
-            <w:r>
-              <w:t xml:space="preserve">Turnus rehabilitacyjny</w:t>
-            </w:r>
-          </w:p>
-        </w:tc>
-        <w:tc>
-          <w:tcPr>
-            <w:tcW w:w="3610" w:type="dxa"/>
-          </w:tcPr>
-          <w:p>
-            <w:pPr>
-              <w:pStyle w:val="Tekstabeli"/>
-            </w:pPr>
-            <w:r>
-              <w:t xml:space="preserve">Usprawiedliwiona płatna</w:t>
+            <w:tcW w:w="5596" w:type="dxa"/>
+          </w:tcPr>
+          <w:p>
+            <w:pPr>
+              <w:pStyle w:val="Tekstabeli"/>
+            </w:pPr>
+            <w:r>
+              <w:t xml:space="preserve">Urlop wychowawczy (kod 122)</w:t>
+            </w:r>
+          </w:p>
+        </w:tc>
+        <w:tc>
+          <w:tcPr>
+            <w:tcW w:w="3430" w:type="dxa"/>
+          </w:tcPr>
+          <w:p>
+            <w:pPr>
+              <w:pStyle w:val="Tekstabeli"/>
+            </w:pPr>
+            <w:r>
+              <w:t xml:space="preserve">Usprawiedliwiona niepłatna</w:t>
             </w:r>
           </w:p>
         </w:tc>
@@ -4828,27 +5062,27 @@
         </w:trPr>
         <w:tc>
           <w:tcPr>
-            <w:tcW w:w="5416" w:type="dxa"/>
-          </w:tcPr>
-          <w:p>
-            <w:pPr>
-              <w:pStyle w:val="Tekstabeli"/>
-            </w:pPr>
-            <w:r>
-              <w:t xml:space="preserve">Urlop bezpłatny (art 174 kp)</w:t>
-            </w:r>
-          </w:p>
-        </w:tc>
-        <w:tc>
-          <w:tcPr>
-            <w:tcW w:w="3610" w:type="dxa"/>
-          </w:tcPr>
-          <w:p>
-            <w:pPr>
-              <w:pStyle w:val="Tekstabeli"/>
-            </w:pPr>
-            <w:r>
-              <w:t xml:space="preserve">Usprawiedliwiona bezpłatna</w:t>
+            <w:tcW w:w="5596" w:type="dxa"/>
+          </w:tcPr>
+          <w:p>
+            <w:pPr>
+              <w:pStyle w:val="Tekstabeli"/>
+            </w:pPr>
+            <w:r>
+              <w:t xml:space="preserve">Urlop opiekuńczy niepł. (art. 173.1 KP)</w:t>
+            </w:r>
+          </w:p>
+        </w:tc>
+        <w:tc>
+          <w:tcPr>
+            <w:tcW w:w="3430" w:type="dxa"/>
+          </w:tcPr>
+          <w:p>
+            <w:pPr>
+              <w:pStyle w:val="Tekstabeli"/>
+            </w:pPr>
+            <w:r>
+              <w:t xml:space="preserve">Usprawiedliwiona niepłatna</w:t>
             </w:r>
           </w:p>
         </w:tc>
@@ -4859,27 +5093,27 @@
         </w:trPr>
         <w:tc>
           <w:tcPr>
-            <w:tcW w:w="5416" w:type="dxa"/>
-          </w:tcPr>
-          <w:p>
-            <w:pPr>
-              <w:pStyle w:val="Tekstabeli"/>
-            </w:pPr>
-            <w:r>
-              <w:t xml:space="preserve">Urlop bezpłatny (art 174.1 kp)</w:t>
-            </w:r>
-          </w:p>
-        </w:tc>
-        <w:tc>
-          <w:tcPr>
-            <w:tcW w:w="3610" w:type="dxa"/>
-          </w:tcPr>
-          <w:p>
-            <w:pPr>
-              <w:pStyle w:val="Tekstabeli"/>
-            </w:pPr>
-            <w:r>
-              <w:t xml:space="preserve">Usprawiedliwiona bezpłatna</w:t>
+            <w:tcW w:w="5596" w:type="dxa"/>
+          </w:tcPr>
+          <w:p>
+            <w:pPr>
+              <w:pStyle w:val="Tekstabeli"/>
+            </w:pPr>
+            <w:r>
+              <w:t xml:space="preserve">Zwolnienie chorobowe (bez zasiłku 1/30)</w:t>
+            </w:r>
+          </w:p>
+        </w:tc>
+        <w:tc>
+          <w:tcPr>
+            <w:tcW w:w="3430" w:type="dxa"/>
+          </w:tcPr>
+          <w:p>
+            <w:pPr>
+              <w:pStyle w:val="Tekstabeli"/>
+            </w:pPr>
+            <w:r>
+              <w:t xml:space="preserve">Usprawiedliwiona niepłatna</w:t>
             </w:r>
           </w:p>
         </w:tc>
@@ -4890,27 +5124,27 @@
         </w:trPr>
         <w:tc>
           <w:tcPr>
-            <w:tcW w:w="5416" w:type="dxa"/>
-          </w:tcPr>
-          <w:p>
-            <w:pPr>
-              <w:pStyle w:val="Tekstabeli"/>
-            </w:pPr>
-            <w:r>
-              <w:t xml:space="preserve">Urlop bezpłatny (kod 350)</w:t>
-            </w:r>
-          </w:p>
-        </w:tc>
-        <w:tc>
-          <w:tcPr>
-            <w:tcW w:w="3610" w:type="dxa"/>
-          </w:tcPr>
-          <w:p>
-            <w:pPr>
-              <w:pStyle w:val="Tekstabeli"/>
-            </w:pPr>
-            <w:r>
-              <w:t xml:space="preserve">Usprawiedliwiona bezpłatna</w:t>
+            <w:tcW w:w="5596" w:type="dxa"/>
+          </w:tcPr>
+          <w:p>
+            <w:pPr>
+              <w:pStyle w:val="Tekstabeli"/>
+            </w:pPr>
+            <w:r>
+              <w:t xml:space="preserve">Zwolnienie opieka (ZUS bez zasiłku prop.)</w:t>
+            </w:r>
+          </w:p>
+        </w:tc>
+        <w:tc>
+          <w:tcPr>
+            <w:tcW w:w="3430" w:type="dxa"/>
+          </w:tcPr>
+          <w:p>
+            <w:pPr>
+              <w:pStyle w:val="Tekstabeli"/>
+            </w:pPr>
+            <w:r>
+              <w:t xml:space="preserve">Usprawiedliwiona niepłatna</w:t>
             </w:r>
           </w:p>
         </w:tc>
@@ -4921,27 +5155,27 @@
         </w:trPr>
         <w:tc>
           <w:tcPr>
-            <w:tcW w:w="5416" w:type="dxa"/>
-          </w:tcPr>
-          <w:p>
-            <w:pPr>
-              <w:pStyle w:val="Tekstabeli"/>
-            </w:pPr>
-            <w:r>
-              <w:t xml:space="preserve">Urlop bezpłatny(ćw.wojs.art.124.1 POORP)</w:t>
-            </w:r>
-          </w:p>
-        </w:tc>
-        <w:tc>
-          <w:tcPr>
-            <w:tcW w:w="3610" w:type="dxa"/>
-          </w:tcPr>
-          <w:p>
-            <w:pPr>
-              <w:pStyle w:val="Tekstabeli"/>
-            </w:pPr>
-            <w:r>
-              <w:t xml:space="preserve">Usprawiedliwiona bezpłatna</w:t>
+            <w:tcW w:w="5596" w:type="dxa"/>
+          </w:tcPr>
+          <w:p>
+            <w:pPr>
+              <w:pStyle w:val="Tekstabeli"/>
+            </w:pPr>
+            <w:r>
+              <w:t xml:space="preserve">Zwolnienie opieka (ZUS bez zasiłku 1/30)</w:t>
+            </w:r>
+          </w:p>
+        </w:tc>
+        <w:tc>
+          <w:tcPr>
+            <w:tcW w:w="3430" w:type="dxa"/>
+          </w:tcPr>
+          <w:p>
+            <w:pPr>
+              <w:pStyle w:val="Tekstabeli"/>
+            </w:pPr>
+            <w:r>
+              <w:t xml:space="preserve">Usprawiedliwiona niepłatna</w:t>
             </w:r>
           </w:p>
         </w:tc>
@@ -4952,27 +5186,27 @@
         </w:trPr>
         <w:tc>
           <w:tcPr>
-            <w:tcW w:w="5416" w:type="dxa"/>
-          </w:tcPr>
-          <w:p>
-            <w:pPr>
-              <w:pStyle w:val="Tekstabeli"/>
-            </w:pPr>
-            <w:r>
-              <w:t xml:space="preserve">Urlop macierzyński</w:t>
-            </w:r>
-          </w:p>
-        </w:tc>
-        <w:tc>
-          <w:tcPr>
-            <w:tcW w:w="3610" w:type="dxa"/>
-          </w:tcPr>
-          <w:p>
-            <w:pPr>
-              <w:pStyle w:val="Tekstabeli"/>
-            </w:pPr>
-            <w:r>
-              <w:t xml:space="preserve">Nieobecność ZUS</w:t>
+            <w:tcW w:w="5596" w:type="dxa"/>
+          </w:tcPr>
+          <w:p>
+            <w:pPr>
+              <w:pStyle w:val="Tekstabeli"/>
+            </w:pPr>
+            <w:r>
+              <w:t xml:space="preserve">Badania lekarskie</w:t>
+            </w:r>
+          </w:p>
+        </w:tc>
+        <w:tc>
+          <w:tcPr>
+            <w:tcW w:w="3430" w:type="dxa"/>
+          </w:tcPr>
+          <w:p>
+            <w:pPr>
+              <w:pStyle w:val="Tekstabeli"/>
+            </w:pPr>
+            <w:r>
+              <w:t xml:space="preserve">Usprawiedliwiona płatna</w:t>
             </w:r>
           </w:p>
         </w:tc>
@@ -4983,27 +5217,27 @@
         </w:trPr>
         <w:tc>
           <w:tcPr>
-            <w:tcW w:w="5416" w:type="dxa"/>
-          </w:tcPr>
-          <w:p>
-            <w:pPr>
-              <w:pStyle w:val="Tekstabeli"/>
-            </w:pPr>
-            <w:r>
-              <w:t xml:space="preserve">Urlop macierzyński /zlec.</w:t>
-            </w:r>
-          </w:p>
-        </w:tc>
-        <w:tc>
-          <w:tcPr>
-            <w:tcW w:w="3610" w:type="dxa"/>
-          </w:tcPr>
-          <w:p>
-            <w:pPr>
-              <w:pStyle w:val="Tekstabeli"/>
-            </w:pPr>
-            <w:r>
-              <w:t xml:space="preserve">Nieobecność ZUS</w:t>
+            <w:tcW w:w="5596" w:type="dxa"/>
+          </w:tcPr>
+          <w:p>
+            <w:pPr>
+              <w:pStyle w:val="Tekstabeli"/>
+            </w:pPr>
+            <w:r>
+              <w:t xml:space="preserve">Delegacja służbowa</w:t>
+            </w:r>
+          </w:p>
+        </w:tc>
+        <w:tc>
+          <w:tcPr>
+            <w:tcW w:w="3430" w:type="dxa"/>
+          </w:tcPr>
+          <w:p>
+            <w:pPr>
+              <w:pStyle w:val="Tekstabeli"/>
+            </w:pPr>
+            <w:r>
+              <w:t xml:space="preserve">Usprawiedliwiona płatna</w:t>
             </w:r>
           </w:p>
         </w:tc>
@@ -5014,27 +5248,27 @@
         </w:trPr>
         <w:tc>
           <w:tcPr>
-            <w:tcW w:w="5416" w:type="dxa"/>
-          </w:tcPr>
-          <w:p>
-            <w:pPr>
-              <w:pStyle w:val="Tekstabeli"/>
-            </w:pPr>
-            <w:r>
-              <w:t xml:space="preserve">Urlop macierzyński dla ojca</w:t>
-            </w:r>
-          </w:p>
-        </w:tc>
-        <w:tc>
-          <w:tcPr>
-            <w:tcW w:w="3610" w:type="dxa"/>
-          </w:tcPr>
-          <w:p>
-            <w:pPr>
-              <w:pStyle w:val="Tekstabeli"/>
-            </w:pPr>
-            <w:r>
-              <w:t xml:space="preserve">Nieobecność ZUS</w:t>
+            <w:tcW w:w="5596" w:type="dxa"/>
+          </w:tcPr>
+          <w:p>
+            <w:pPr>
+              <w:pStyle w:val="Tekstabeli"/>
+            </w:pPr>
+            <w:r>
+              <w:t xml:space="preserve">Nieobecność usprawiedliwiona płatna</w:t>
+            </w:r>
+          </w:p>
+        </w:tc>
+        <w:tc>
+          <w:tcPr>
+            <w:tcW w:w="3430" w:type="dxa"/>
+          </w:tcPr>
+          <w:p>
+            <w:pPr>
+              <w:pStyle w:val="Tekstabeli"/>
+            </w:pPr>
+            <w:r>
+              <w:t xml:space="preserve">Usprawiedliwiona płatna</w:t>
             </w:r>
           </w:p>
         </w:tc>
@@ -5045,27 +5279,27 @@
         </w:trPr>
         <w:tc>
           <w:tcPr>
-            <w:tcW w:w="5416" w:type="dxa"/>
-          </w:tcPr>
-          <w:p>
-            <w:pPr>
-              <w:pStyle w:val="Tekstabeli"/>
-            </w:pPr>
-            <w:r>
-              <w:t xml:space="preserve">Urlop macierzyński dodatkowy (hist.)</w:t>
-            </w:r>
-          </w:p>
-        </w:tc>
-        <w:tc>
-          <w:tcPr>
-            <w:tcW w:w="3610" w:type="dxa"/>
-          </w:tcPr>
-          <w:p>
-            <w:pPr>
-              <w:pStyle w:val="Tekstabeli"/>
-            </w:pPr>
-            <w:r>
-              <w:t xml:space="preserve">Nieobecność ZUS</w:t>
+            <w:tcW w:w="5596" w:type="dxa"/>
+          </w:tcPr>
+          <w:p>
+            <w:pPr>
+              <w:pStyle w:val="Tekstabeli"/>
+            </w:pPr>
+            <w:r>
+              <w:t xml:space="preserve">Oddanie krwi i osocza</w:t>
+            </w:r>
+          </w:p>
+        </w:tc>
+        <w:tc>
+          <w:tcPr>
+            <w:tcW w:w="3430" w:type="dxa"/>
+          </w:tcPr>
+          <w:p>
+            <w:pPr>
+              <w:pStyle w:val="Tekstabeli"/>
+            </w:pPr>
+            <w:r>
+              <w:t xml:space="preserve">Usprawiedliwiona płatna</w:t>
             </w:r>
           </w:p>
         </w:tc>
@@ -5076,20 +5310,20 @@
         </w:trPr>
         <w:tc>
           <w:tcPr>
-            <w:tcW w:w="5416" w:type="dxa"/>
-          </w:tcPr>
-          <w:p>
-            <w:pPr>
-              <w:pStyle w:val="Tekstabeli"/>
-            </w:pPr>
-            <w:r>
-              <w:t xml:space="preserve">Urlop na posz.pracy (Art.37kp)</w:t>
-            </w:r>
-          </w:p>
-        </w:tc>
-        <w:tc>
-          <w:tcPr>
-            <w:tcW w:w="3610" w:type="dxa"/>
+            <w:tcW w:w="5596" w:type="dxa"/>
+          </w:tcPr>
+          <w:p>
+            <w:pPr>
+              <w:pStyle w:val="Tekstabeli"/>
+            </w:pPr>
+            <w:r>
+              <w:t xml:space="preserve">Turnus rehabilitacyjny</w:t>
+            </w:r>
+          </w:p>
+        </w:tc>
+        <w:tc>
+          <w:tcPr>
+            <w:tcW w:w="3430" w:type="dxa"/>
           </w:tcPr>
           <w:p>
             <w:pPr>
@@ -5107,27 +5341,27 @@
         </w:trPr>
         <w:tc>
           <w:tcPr>
-            <w:tcW w:w="5416" w:type="dxa"/>
-          </w:tcPr>
-          <w:p>
-            <w:pPr>
-              <w:pStyle w:val="Tekstabeli"/>
-            </w:pPr>
-            <w:r>
-              <w:t xml:space="preserve">Urlop ojcowski (art 182.3 kp)</w:t>
-            </w:r>
-          </w:p>
-        </w:tc>
-        <w:tc>
-          <w:tcPr>
-            <w:tcW w:w="3610" w:type="dxa"/>
-          </w:tcPr>
-          <w:p>
-            <w:pPr>
-              <w:pStyle w:val="Tekstabeli"/>
-            </w:pPr>
-            <w:r>
-              <w:t xml:space="preserve">Nieobecność ZUS</w:t>
+            <w:tcW w:w="5596" w:type="dxa"/>
+          </w:tcPr>
+          <w:p>
+            <w:pPr>
+              <w:pStyle w:val="Tekstabeli"/>
+            </w:pPr>
+            <w:r>
+              <w:t xml:space="preserve">Urlop doktorancki</w:t>
+            </w:r>
+          </w:p>
+        </w:tc>
+        <w:tc>
+          <w:tcPr>
+            <w:tcW w:w="3430" w:type="dxa"/>
+          </w:tcPr>
+          <w:p>
+            <w:pPr>
+              <w:pStyle w:val="Tekstabeli"/>
+            </w:pPr>
+            <w:r>
+              <w:t xml:space="preserve">Usprawiedliwiona płatna</w:t>
             </w:r>
           </w:p>
         </w:tc>
@@ -5138,20 +5372,20 @@
         </w:trPr>
         <w:tc>
           <w:tcPr>
-            <w:tcW w:w="5416" w:type="dxa"/>
-          </w:tcPr>
-          <w:p>
-            <w:pPr>
-              <w:pStyle w:val="Tekstabeli"/>
-            </w:pPr>
-            <w:r>
-              <w:t xml:space="preserve">Urlop okolicznościowy</w:t>
-            </w:r>
-          </w:p>
-        </w:tc>
-        <w:tc>
-          <w:tcPr>
-            <w:tcW w:w="3610" w:type="dxa"/>
+            <w:tcW w:w="5596" w:type="dxa"/>
+          </w:tcPr>
+          <w:p>
+            <w:pPr>
+              <w:pStyle w:val="Tekstabeli"/>
+            </w:pPr>
+            <w:r>
+              <w:t xml:space="preserve">Urlop kombatancki</w:t>
+            </w:r>
+          </w:p>
+        </w:tc>
+        <w:tc>
+          <w:tcPr>
+            <w:tcW w:w="3430" w:type="dxa"/>
           </w:tcPr>
           <w:p>
             <w:pPr>
@@ -5169,20 +5403,20 @@
         </w:trPr>
         <w:tc>
           <w:tcPr>
-            <w:tcW w:w="5416" w:type="dxa"/>
-          </w:tcPr>
-          <w:p>
-            <w:pPr>
-              <w:pStyle w:val="Tekstabeli"/>
-            </w:pPr>
-            <w:r>
-              <w:t xml:space="preserve">Urlop opiekuńczy (art 188 kp, dni)</w:t>
-            </w:r>
-          </w:p>
-        </w:tc>
-        <w:tc>
-          <w:tcPr>
-            <w:tcW w:w="3610" w:type="dxa"/>
+            <w:tcW w:w="5596" w:type="dxa"/>
+          </w:tcPr>
+          <w:p>
+            <w:pPr>
+              <w:pStyle w:val="Tekstabeli"/>
+            </w:pPr>
+            <w:r>
+              <w:t xml:space="preserve">Urlop macierzyński</w:t>
+            </w:r>
+          </w:p>
+        </w:tc>
+        <w:tc>
+          <w:tcPr>
+            <w:tcW w:w="3430" w:type="dxa"/>
           </w:tcPr>
           <w:p>
             <w:pPr>
@@ -5200,20 +5434,20 @@
         </w:trPr>
         <w:tc>
           <w:tcPr>
-            <w:tcW w:w="5416" w:type="dxa"/>
-          </w:tcPr>
-          <w:p>
-            <w:pPr>
-              <w:pStyle w:val="Tekstabeli"/>
-            </w:pPr>
-            <w:r>
-              <w:t xml:space="preserve">Urlop opiekuńczy (art 188 kp, godz.)</w:t>
-            </w:r>
-          </w:p>
-        </w:tc>
-        <w:tc>
-          <w:tcPr>
-            <w:tcW w:w="3610" w:type="dxa"/>
+            <w:tcW w:w="5596" w:type="dxa"/>
+          </w:tcPr>
+          <w:p>
+            <w:pPr>
+              <w:pStyle w:val="Tekstabeli"/>
+            </w:pPr>
+            <w:r>
+              <w:t xml:space="preserve">Urlop macierzyński dodatkowy (historyczna)</w:t>
+            </w:r>
+          </w:p>
+        </w:tc>
+        <w:tc>
+          <w:tcPr>
+            <w:tcW w:w="3430" w:type="dxa"/>
           </w:tcPr>
           <w:p>
             <w:pPr>
@@ -5231,27 +5465,27 @@
         </w:trPr>
         <w:tc>
           <w:tcPr>
-            <w:tcW w:w="5416" w:type="dxa"/>
-          </w:tcPr>
-          <w:p>
-            <w:pPr>
-              <w:pStyle w:val="Tekstabeli"/>
-            </w:pPr>
-            <w:r>
-              <w:t xml:space="preserve">Urlop opiekuńczy niepł. (art 173.1 kp)</w:t>
-            </w:r>
-          </w:p>
-        </w:tc>
-        <w:tc>
-          <w:tcPr>
-            <w:tcW w:w="3610" w:type="dxa"/>
-          </w:tcPr>
-          <w:p>
-            <w:pPr>
-              <w:pStyle w:val="Tekstabeli"/>
-            </w:pPr>
-            <w:r>
-              <w:t xml:space="preserve">Usprawiedliwiona bezpłatna</w:t>
+            <w:tcW w:w="5596" w:type="dxa"/>
+          </w:tcPr>
+          <w:p>
+            <w:pPr>
+              <w:pStyle w:val="Tekstabeli"/>
+            </w:pPr>
+            <w:r>
+              <w:t xml:space="preserve">Urlop macierzyński dla ojca</w:t>
+            </w:r>
+          </w:p>
+        </w:tc>
+        <w:tc>
+          <w:tcPr>
+            <w:tcW w:w="3430" w:type="dxa"/>
+          </w:tcPr>
+          <w:p>
+            <w:pPr>
+              <w:pStyle w:val="Tekstabeli"/>
+            </w:pPr>
+            <w:r>
+              <w:t xml:space="preserve">Usprawiedliwiona płatna</w:t>
             </w:r>
           </w:p>
         </w:tc>
@@ -5262,20 +5496,20 @@
         </w:trPr>
         <w:tc>
           <w:tcPr>
-            <w:tcW w:w="5416" w:type="dxa"/>
-          </w:tcPr>
-          <w:p>
-            <w:pPr>
-              <w:pStyle w:val="Tekstabeli"/>
-            </w:pPr>
-            <w:r>
-              <w:t xml:space="preserve">Urlop radcowski</w:t>
-            </w:r>
-          </w:p>
-        </w:tc>
-        <w:tc>
-          <w:tcPr>
-            <w:tcW w:w="3610" w:type="dxa"/>
+            <w:tcW w:w="5596" w:type="dxa"/>
+          </w:tcPr>
+          <w:p>
+            <w:pPr>
+              <w:pStyle w:val="Tekstabeli"/>
+            </w:pPr>
+            <w:r>
+              <w:t xml:space="preserve">Urlop na poszukiwanie pracy (art. 37 KP)</w:t>
+            </w:r>
+          </w:p>
+        </w:tc>
+        <w:tc>
+          <w:tcPr>
+            <w:tcW w:w="3430" w:type="dxa"/>
           </w:tcPr>
           <w:p>
             <w:pPr>
@@ -5293,27 +5527,27 @@
         </w:trPr>
         <w:tc>
           <w:tcPr>
-            <w:tcW w:w="5416" w:type="dxa"/>
-          </w:tcPr>
-          <w:p>
-            <w:pPr>
-              <w:pStyle w:val="Tekstabeli"/>
-            </w:pPr>
-            <w:r>
-              <w:t xml:space="preserve">Urlop rehab. wypadek (stary)</w:t>
-            </w:r>
-          </w:p>
-        </w:tc>
-        <w:tc>
-          <w:tcPr>
-            <w:tcW w:w="3610" w:type="dxa"/>
-          </w:tcPr>
-          <w:p>
-            <w:pPr>
-              <w:pStyle w:val="Tekstabeli"/>
-            </w:pPr>
-            <w:r>
-              <w:t xml:space="preserve">Nieobecność ZUS</w:t>
+            <w:tcW w:w="5596" w:type="dxa"/>
+          </w:tcPr>
+          <w:p>
+            <w:pPr>
+              <w:pStyle w:val="Tekstabeli"/>
+            </w:pPr>
+            <w:r>
+              <w:t xml:space="preserve">Urlop ojcowski (art. 182.3 KP)</w:t>
+            </w:r>
+          </w:p>
+        </w:tc>
+        <w:tc>
+          <w:tcPr>
+            <w:tcW w:w="3430" w:type="dxa"/>
+          </w:tcPr>
+          <w:p>
+            <w:pPr>
+              <w:pStyle w:val="Tekstabeli"/>
+            </w:pPr>
+            <w:r>
+              <w:t xml:space="preserve">Usprawiedliwiona płatna</w:t>
             </w:r>
           </w:p>
         </w:tc>
@@ -5324,27 +5558,27 @@
         </w:trPr>
         <w:tc>
           <w:tcPr>
-            <w:tcW w:w="5416" w:type="dxa"/>
-          </w:tcPr>
-          <w:p>
-            <w:pPr>
-              <w:pStyle w:val="Tekstabeli"/>
-            </w:pPr>
-            <w:r>
-              <w:t xml:space="preserve">Urlop rehabilitacyjny</w:t>
-            </w:r>
-          </w:p>
-        </w:tc>
-        <w:tc>
-          <w:tcPr>
-            <w:tcW w:w="3610" w:type="dxa"/>
-          </w:tcPr>
-          <w:p>
-            <w:pPr>
-              <w:pStyle w:val="Tekstabeli"/>
-            </w:pPr>
-            <w:r>
-              <w:t xml:space="preserve">Nieobecność ZUS</w:t>
+            <w:tcW w:w="5596" w:type="dxa"/>
+          </w:tcPr>
+          <w:p>
+            <w:pPr>
+              <w:pStyle w:val="Tekstabeli"/>
+            </w:pPr>
+            <w:r>
+              <w:t xml:space="preserve">Urlop okolicznościowy</w:t>
+            </w:r>
+          </w:p>
+        </w:tc>
+        <w:tc>
+          <w:tcPr>
+            <w:tcW w:w="3430" w:type="dxa"/>
+          </w:tcPr>
+          <w:p>
+            <w:pPr>
+              <w:pStyle w:val="Tekstabeli"/>
+            </w:pPr>
+            <w:r>
+              <w:t xml:space="preserve">Usprawiedliwiona płatna</w:t>
             </w:r>
           </w:p>
         </w:tc>
@@ -5355,27 +5589,27 @@
         </w:trPr>
         <w:tc>
           <w:tcPr>
-            <w:tcW w:w="5416" w:type="dxa"/>
-          </w:tcPr>
-          <w:p>
-            <w:pPr>
-              <w:pStyle w:val="Tekstabeli"/>
-            </w:pPr>
-            <w:r>
-              <w:t xml:space="preserve">Urlop rehabilitacyjny (stary)</w:t>
-            </w:r>
-          </w:p>
-        </w:tc>
-        <w:tc>
-          <w:tcPr>
-            <w:tcW w:w="3610" w:type="dxa"/>
-          </w:tcPr>
-          <w:p>
-            <w:pPr>
-              <w:pStyle w:val="Tekstabeli"/>
-            </w:pPr>
-            <w:r>
-              <w:t xml:space="preserve">Nieobecność ZUS</w:t>
+            <w:tcW w:w="5596" w:type="dxa"/>
+          </w:tcPr>
+          <w:p>
+            <w:pPr>
+              <w:pStyle w:val="Tekstabeli"/>
+            </w:pPr>
+            <w:r>
+              <w:t xml:space="preserve">Urlop opiekuńczy (art. 188 KP, dni)</w:t>
+            </w:r>
+          </w:p>
+        </w:tc>
+        <w:tc>
+          <w:tcPr>
+            <w:tcW w:w="3430" w:type="dxa"/>
+          </w:tcPr>
+          <w:p>
+            <w:pPr>
+              <w:pStyle w:val="Tekstabeli"/>
+            </w:pPr>
+            <w:r>
+              <w:t xml:space="preserve">Usprawiedliwiona płatna</w:t>
             </w:r>
           </w:p>
         </w:tc>
@@ -5386,27 +5620,27 @@
         </w:trPr>
         <w:tc>
           <w:tcPr>
-            <w:tcW w:w="5416" w:type="dxa"/>
-          </w:tcPr>
-          <w:p>
-            <w:pPr>
-              <w:pStyle w:val="Tekstabeli"/>
-            </w:pPr>
-            <w:r>
-              <w:t xml:space="preserve">Urlop rodzicielski</w:t>
-            </w:r>
-          </w:p>
-        </w:tc>
-        <w:tc>
-          <w:tcPr>
-            <w:tcW w:w="3610" w:type="dxa"/>
-          </w:tcPr>
-          <w:p>
-            <w:pPr>
-              <w:pStyle w:val="Tekstabeli"/>
-            </w:pPr>
-            <w:r>
-              <w:t xml:space="preserve">Nieobecność ZUS</w:t>
+            <w:tcW w:w="5596" w:type="dxa"/>
+          </w:tcPr>
+          <w:p>
+            <w:pPr>
+              <w:pStyle w:val="Tekstabeli"/>
+            </w:pPr>
+            <w:r>
+              <w:t xml:space="preserve">Urlop opiekuńczy (art. 188 KP, godz.)</w:t>
+            </w:r>
+          </w:p>
+        </w:tc>
+        <w:tc>
+          <w:tcPr>
+            <w:tcW w:w="3430" w:type="dxa"/>
+          </w:tcPr>
+          <w:p>
+            <w:pPr>
+              <w:pStyle w:val="Tekstabeli"/>
+            </w:pPr>
+            <w:r>
+              <w:t xml:space="preserve">Usprawiedliwiona płatna</w:t>
             </w:r>
           </w:p>
         </w:tc>
@@ -5417,27 +5651,27 @@
         </w:trPr>
         <w:tc>
           <w:tcPr>
-            <w:tcW w:w="5416" w:type="dxa"/>
-          </w:tcPr>
-          <w:p>
-            <w:pPr>
-              <w:pStyle w:val="Tekstabeli"/>
-            </w:pPr>
-            <w:r>
-              <w:t xml:space="preserve">Urlop rodzicielski /zlec.</w:t>
-            </w:r>
-          </w:p>
-        </w:tc>
-        <w:tc>
-          <w:tcPr>
-            <w:tcW w:w="3610" w:type="dxa"/>
-          </w:tcPr>
-          <w:p>
-            <w:pPr>
-              <w:pStyle w:val="Tekstabeli"/>
-            </w:pPr>
-            <w:r>
-              <w:t xml:space="preserve">Nieobecność ZUS</w:t>
+            <w:tcW w:w="5596" w:type="dxa"/>
+          </w:tcPr>
+          <w:p>
+            <w:pPr>
+              <w:pStyle w:val="Tekstabeli"/>
+            </w:pPr>
+            <w:r>
+              <w:t xml:space="preserve">Urlop radcowski (domyślnie zablokowany)</w:t>
+            </w:r>
+          </w:p>
+        </w:tc>
+        <w:tc>
+          <w:tcPr>
+            <w:tcW w:w="3430" w:type="dxa"/>
+          </w:tcPr>
+          <w:p>
+            <w:pPr>
+              <w:pStyle w:val="Tekstabeli"/>
+            </w:pPr>
+            <w:r>
+              <w:t xml:space="preserve">Usprawiedliwiona płatna</w:t>
             </w:r>
           </w:p>
         </w:tc>
@@ -5448,20 +5682,20 @@
         </w:trPr>
         <w:tc>
           <w:tcPr>
-            <w:tcW w:w="5416" w:type="dxa"/>
-          </w:tcPr>
-          <w:p>
-            <w:pPr>
-              <w:pStyle w:val="Tekstabeli"/>
-            </w:pPr>
-            <w:r>
-              <w:t xml:space="preserve">Urlop szkoleniowy</w:t>
-            </w:r>
-          </w:p>
-        </w:tc>
-        <w:tc>
-          <w:tcPr>
-            <w:tcW w:w="3610" w:type="dxa"/>
+            <w:tcW w:w="5596" w:type="dxa"/>
+          </w:tcPr>
+          <w:p>
+            <w:pPr>
+              <w:pStyle w:val="Tekstabeli"/>
+            </w:pPr>
+            <w:r>
+              <w:t xml:space="preserve">Urlop rehabilitacyjny</w:t>
+            </w:r>
+          </w:p>
+        </w:tc>
+        <w:tc>
+          <w:tcPr>
+            <w:tcW w:w="3430" w:type="dxa"/>
           </w:tcPr>
           <w:p>
             <w:pPr>
@@ -5479,27 +5713,27 @@
         </w:trPr>
         <w:tc>
           <w:tcPr>
-            <w:tcW w:w="5416" w:type="dxa"/>
-          </w:tcPr>
-          <w:p>
-            <w:pPr>
-              <w:pStyle w:val="Tekstabeli"/>
-            </w:pPr>
-            <w:r>
-              <w:t xml:space="preserve">Urlop wych. 1,2 dz. (kod 121)</w:t>
-            </w:r>
-          </w:p>
-        </w:tc>
-        <w:tc>
-          <w:tcPr>
-            <w:tcW w:w="3610" w:type="dxa"/>
-          </w:tcPr>
-          <w:p>
-            <w:pPr>
-              <w:pStyle w:val="Tekstabeli"/>
-            </w:pPr>
-            <w:r>
-              <w:t xml:space="preserve">Urlop wychowawczy</w:t>
+            <w:tcW w:w="5596" w:type="dxa"/>
+          </w:tcPr>
+          <w:p>
+            <w:pPr>
+              <w:pStyle w:val="Tekstabeli"/>
+            </w:pPr>
+            <w:r>
+              <w:t xml:space="preserve">Urlop rodzicielski</w:t>
+            </w:r>
+          </w:p>
+        </w:tc>
+        <w:tc>
+          <w:tcPr>
+            <w:tcW w:w="3430" w:type="dxa"/>
+          </w:tcPr>
+          <w:p>
+            <w:pPr>
+              <w:pStyle w:val="Tekstabeli"/>
+            </w:pPr>
+            <w:r>
+              <w:t xml:space="preserve">Usprawiedliwiona płatna</w:t>
             </w:r>
           </w:p>
         </w:tc>
@@ -5510,27 +5744,27 @@
         </w:trPr>
         <w:tc>
           <w:tcPr>
-            <w:tcW w:w="5416" w:type="dxa"/>
-          </w:tcPr>
-          <w:p>
-            <w:pPr>
-              <w:pStyle w:val="Tekstabeli"/>
-            </w:pPr>
-            <w:r>
-              <w:t xml:space="preserve">Urlop wych. 1,2 dz. (kod 122)</w:t>
-            </w:r>
-          </w:p>
-        </w:tc>
-        <w:tc>
-          <w:tcPr>
-            <w:tcW w:w="3610" w:type="dxa"/>
-          </w:tcPr>
-          <w:p>
-            <w:pPr>
-              <w:pStyle w:val="Tekstabeli"/>
-            </w:pPr>
-            <w:r>
-              <w:t xml:space="preserve">Urlop wychowawczy</w:t>
+            <w:tcW w:w="5596" w:type="dxa"/>
+          </w:tcPr>
+          <w:p>
+            <w:pPr>
+              <w:pStyle w:val="Tekstabeli"/>
+            </w:pPr>
+            <w:r>
+              <w:t xml:space="preserve">Urlop szkoleniowy</w:t>
+            </w:r>
+          </w:p>
+        </w:tc>
+        <w:tc>
+          <w:tcPr>
+            <w:tcW w:w="3430" w:type="dxa"/>
+          </w:tcPr>
+          <w:p>
+            <w:pPr>
+              <w:pStyle w:val="Tekstabeli"/>
+            </w:pPr>
+            <w:r>
+              <w:t xml:space="preserve">Usprawiedliwiona płatna</w:t>
             </w:r>
           </w:p>
         </w:tc>
@@ -5541,27 +5775,27 @@
         </w:trPr>
         <w:tc>
           <w:tcPr>
-            <w:tcW w:w="5416" w:type="dxa"/>
-          </w:tcPr>
-          <w:p>
-            <w:pPr>
-              <w:pStyle w:val="Tekstabeli"/>
-            </w:pPr>
-            <w:r>
-              <w:t xml:space="preserve">Urlop wych. 3... dz. (kod 121)</w:t>
-            </w:r>
-          </w:p>
-        </w:tc>
-        <w:tc>
-          <w:tcPr>
-            <w:tcW w:w="3610" w:type="dxa"/>
-          </w:tcPr>
-          <w:p>
-            <w:pPr>
-              <w:pStyle w:val="Tekstabeli"/>
-            </w:pPr>
-            <w:r>
-              <w:t xml:space="preserve">Urlop wychowawczy</w:t>
+            <w:tcW w:w="5596" w:type="dxa"/>
+          </w:tcPr>
+          <w:p>
+            <w:pPr>
+              <w:pStyle w:val="Tekstabeli"/>
+            </w:pPr>
+            <w:r>
+              <w:t xml:space="preserve">Urlop weterana</w:t>
+            </w:r>
+          </w:p>
+        </w:tc>
+        <w:tc>
+          <w:tcPr>
+            <w:tcW w:w="3430" w:type="dxa"/>
+          </w:tcPr>
+          <w:p>
+            <w:pPr>
+              <w:pStyle w:val="Tekstabeli"/>
+            </w:pPr>
+            <w:r>
+              <w:t xml:space="preserve">Usprawiedliwiona płatna</w:t>
             </w:r>
           </w:p>
         </w:tc>
@@ -5572,27 +5806,27 @@
         </w:trPr>
         <w:tc>
           <w:tcPr>
-            <w:tcW w:w="5416" w:type="dxa"/>
-          </w:tcPr>
-          <w:p>
-            <w:pPr>
-              <w:pStyle w:val="Tekstabeli"/>
-            </w:pPr>
-            <w:r>
-              <w:t xml:space="preserve">Urlop wych. 3... dz. (kod 122)</w:t>
-            </w:r>
-          </w:p>
-        </w:tc>
-        <w:tc>
-          <w:tcPr>
-            <w:tcW w:w="3610" w:type="dxa"/>
-          </w:tcPr>
-          <w:p>
-            <w:pPr>
-              <w:pStyle w:val="Tekstabeli"/>
-            </w:pPr>
-            <w:r>
-              <w:t xml:space="preserve">Urlop wychowawczy</w:t>
+            <w:tcW w:w="5596" w:type="dxa"/>
+          </w:tcPr>
+          <w:p>
+            <w:pPr>
+              <w:pStyle w:val="Tekstabeli"/>
+            </w:pPr>
+            <w:r>
+              <w:t xml:space="preserve">Urlop wychowawczy (ur. macierzyński)</w:t>
+            </w:r>
+          </w:p>
+        </w:tc>
+        <w:tc>
+          <w:tcPr>
+            <w:tcW w:w="3430" w:type="dxa"/>
+          </w:tcPr>
+          <w:p>
+            <w:pPr>
+              <w:pStyle w:val="Tekstabeli"/>
+            </w:pPr>
+            <w:r>
+              <w:t xml:space="preserve">Usprawiedliwiona płatna</w:t>
             </w:r>
           </w:p>
         </w:tc>
@@ -5603,27 +5837,27 @@
         </w:trPr>
         <w:tc>
           <w:tcPr>
-            <w:tcW w:w="5416" w:type="dxa"/>
-          </w:tcPr>
-          <w:p>
-            <w:pPr>
-              <w:pStyle w:val="Tekstabeli"/>
-            </w:pPr>
-            <w:r>
-              <w:t xml:space="preserve">Urlop wych. samotn. (kod 121)</w:t>
-            </w:r>
-          </w:p>
-        </w:tc>
-        <w:tc>
-          <w:tcPr>
-            <w:tcW w:w="3610" w:type="dxa"/>
-          </w:tcPr>
-          <w:p>
-            <w:pPr>
-              <w:pStyle w:val="Tekstabeli"/>
-            </w:pPr>
-            <w:r>
-              <w:t xml:space="preserve">Urlop wychowawczy</w:t>
+            <w:tcW w:w="5596" w:type="dxa"/>
+          </w:tcPr>
+          <w:p>
+            <w:pPr>
+              <w:pStyle w:val="Tekstabeli"/>
+            </w:pPr>
+            <w:r>
+              <w:t xml:space="preserve">Urlop wychowawczy (ur. macierzyński dodatkowy, historyczny)</w:t>
+            </w:r>
+          </w:p>
+        </w:tc>
+        <w:tc>
+          <w:tcPr>
+            <w:tcW w:w="3430" w:type="dxa"/>
+          </w:tcPr>
+          <w:p>
+            <w:pPr>
+              <w:pStyle w:val="Tekstabeli"/>
+            </w:pPr>
+            <w:r>
+              <w:t xml:space="preserve">Usprawiedliwiona płatna</w:t>
             </w:r>
           </w:p>
         </w:tc>
@@ -5634,27 +5868,27 @@
         </w:trPr>
         <w:tc>
           <w:tcPr>
-            <w:tcW w:w="5416" w:type="dxa"/>
-          </w:tcPr>
-          <w:p>
-            <w:pPr>
-              <w:pStyle w:val="Tekstabeli"/>
-            </w:pPr>
-            <w:r>
-              <w:t xml:space="preserve">Urlop wych. samotn. (kod 122)</w:t>
-            </w:r>
-          </w:p>
-        </w:tc>
-        <w:tc>
-          <w:tcPr>
-            <w:tcW w:w="3610" w:type="dxa"/>
-          </w:tcPr>
-          <w:p>
-            <w:pPr>
-              <w:pStyle w:val="Tekstabeli"/>
-            </w:pPr>
-            <w:r>
-              <w:t xml:space="preserve">Urlop wychowawczy</w:t>
+            <w:tcW w:w="5596" w:type="dxa"/>
+          </w:tcPr>
+          <w:p>
+            <w:pPr>
+              <w:pStyle w:val="Tekstabeli"/>
+            </w:pPr>
+            <w:r>
+              <w:t xml:space="preserve">Urlop wychowawczy (ur. rodzicielski)</w:t>
+            </w:r>
+          </w:p>
+        </w:tc>
+        <w:tc>
+          <w:tcPr>
+            <w:tcW w:w="3430" w:type="dxa"/>
+          </w:tcPr>
+          <w:p>
+            <w:pPr>
+              <w:pStyle w:val="Tekstabeli"/>
+            </w:pPr>
+            <w:r>
+              <w:t xml:space="preserve">Usprawiedliwiona płatna</w:t>
             </w:r>
           </w:p>
         </w:tc>
@@ -5665,27 +5899,27 @@
         </w:trPr>
         <w:tc>
           <w:tcPr>
-            <w:tcW w:w="5416" w:type="dxa"/>
-          </w:tcPr>
-          <w:p>
-            <w:pPr>
-              <w:pStyle w:val="Tekstabeli"/>
-            </w:pPr>
-            <w:r>
-              <w:t xml:space="preserve">Urlop wych.bez zas.(kod 121)</w:t>
-            </w:r>
-          </w:p>
-        </w:tc>
-        <w:tc>
-          <w:tcPr>
-            <w:tcW w:w="3610" w:type="dxa"/>
-          </w:tcPr>
-          <w:p>
-            <w:pPr>
-              <w:pStyle w:val="Tekstabeli"/>
-            </w:pPr>
-            <w:r>
-              <w:t xml:space="preserve">Urlop wychowawczy</w:t>
+            <w:tcW w:w="5596" w:type="dxa"/>
+          </w:tcPr>
+          <w:p>
+            <w:pPr>
+              <w:pStyle w:val="Tekstabeli"/>
+            </w:pPr>
+            <w:r>
+              <w:t xml:space="preserve">Urlop wypoczynkowy</w:t>
+            </w:r>
+          </w:p>
+        </w:tc>
+        <w:tc>
+          <w:tcPr>
+            <w:tcW w:w="3430" w:type="dxa"/>
+          </w:tcPr>
+          <w:p>
+            <w:pPr>
+              <w:pStyle w:val="Tekstabeli"/>
+            </w:pPr>
+            <w:r>
+              <w:t xml:space="preserve">Usprawiedliwiona płatna</w:t>
             </w:r>
           </w:p>
         </w:tc>
@@ -5696,27 +5930,27 @@
         </w:trPr>
         <w:tc>
           <w:tcPr>
-            <w:tcW w:w="5416" w:type="dxa"/>
-          </w:tcPr>
-          <w:p>
-            <w:pPr>
-              <w:pStyle w:val="Tekstabeli"/>
-            </w:pPr>
-            <w:r>
-              <w:t xml:space="preserve">Urlop wych.bez zas.(kod 122)</w:t>
-            </w:r>
-          </w:p>
-        </w:tc>
-        <w:tc>
-          <w:tcPr>
-            <w:tcW w:w="3610" w:type="dxa"/>
-          </w:tcPr>
-          <w:p>
-            <w:pPr>
-              <w:pStyle w:val="Tekstabeli"/>
-            </w:pPr>
-            <w:r>
-              <w:t xml:space="preserve">Urlop wychowawczy</w:t>
+            <w:tcW w:w="5596" w:type="dxa"/>
+          </w:tcPr>
+          <w:p>
+            <w:pPr>
+              <w:pStyle w:val="Tekstabeli"/>
+            </w:pPr>
+            <w:r>
+              <w:t xml:space="preserve">Urlop wypoczynkowy dodatkowy</w:t>
+            </w:r>
+          </w:p>
+        </w:tc>
+        <w:tc>
+          <w:tcPr>
+            <w:tcW w:w="3430" w:type="dxa"/>
+          </w:tcPr>
+          <w:p>
+            <w:pPr>
+              <w:pStyle w:val="Tekstabeli"/>
+            </w:pPr>
+            <w:r>
+              <w:t xml:space="preserve">Usprawiedliwiona płatna</w:t>
             </w:r>
           </w:p>
         </w:tc>
@@ -5727,27 +5961,27 @@
         </w:trPr>
         <w:tc>
           <w:tcPr>
-            <w:tcW w:w="5416" w:type="dxa"/>
-          </w:tcPr>
-          <w:p>
-            <w:pPr>
-              <w:pStyle w:val="Tekstabeli"/>
-            </w:pPr>
-            <w:r>
-              <w:t xml:space="preserve">Urlop wychowawczy (kod 121)</w:t>
-            </w:r>
-          </w:p>
-        </w:tc>
-        <w:tc>
-          <w:tcPr>
-            <w:tcW w:w="3610" w:type="dxa"/>
-          </w:tcPr>
-          <w:p>
-            <w:pPr>
-              <w:pStyle w:val="Tekstabeli"/>
-            </w:pPr>
-            <w:r>
-              <w:t xml:space="preserve">Urlop wychowawczy</w:t>
+            <w:tcW w:w="5596" w:type="dxa"/>
+          </w:tcPr>
+          <w:p>
+            <w:pPr>
+              <w:pStyle w:val="Tekstabeli"/>
+            </w:pPr>
+            <w:r>
+              <w:t xml:space="preserve">Urlop wypoczynkowy prac. tymcz. (domyślnie zablokowany)</w:t>
+            </w:r>
+          </w:p>
+        </w:tc>
+        <w:tc>
+          <w:tcPr>
+            <w:tcW w:w="3430" w:type="dxa"/>
+          </w:tcPr>
+          <w:p>
+            <w:pPr>
+              <w:pStyle w:val="Tekstabeli"/>
+            </w:pPr>
+            <w:r>
+              <w:t xml:space="preserve">Usprawiedliwiona płatna</w:t>
             </w:r>
           </w:p>
         </w:tc>
@@ -5758,27 +5992,27 @@
         </w:trPr>
         <w:tc>
           <w:tcPr>
-            <w:tcW w:w="5416" w:type="dxa"/>
-          </w:tcPr>
-          <w:p>
-            <w:pPr>
-              <w:pStyle w:val="Tekstabeli"/>
-            </w:pPr>
-            <w:r>
-              <w:t xml:space="preserve">Urlop wychowawczy (kod 122)</w:t>
-            </w:r>
-          </w:p>
-        </w:tc>
-        <w:tc>
-          <w:tcPr>
-            <w:tcW w:w="3610" w:type="dxa"/>
-          </w:tcPr>
-          <w:p>
-            <w:pPr>
-              <w:pStyle w:val="Tekstabeli"/>
-            </w:pPr>
-            <w:r>
-              <w:t xml:space="preserve">Urlop wychowawczy</w:t>
+            <w:tcW w:w="5596" w:type="dxa"/>
+          </w:tcPr>
+          <w:p>
+            <w:pPr>
+              <w:pStyle w:val="Tekstabeli"/>
+            </w:pPr>
+            <w:r>
+              <w:t xml:space="preserve">Uzupełniający urlop macierzyński</w:t>
+            </w:r>
+          </w:p>
+        </w:tc>
+        <w:tc>
+          <w:tcPr>
+            <w:tcW w:w="3430" w:type="dxa"/>
+          </w:tcPr>
+          <w:p>
+            <w:pPr>
+              <w:pStyle w:val="Tekstabeli"/>
+            </w:pPr>
+            <w:r>
+              <w:t xml:space="preserve">Usprawiedliwiona płatna</w:t>
             </w:r>
           </w:p>
         </w:tc>
@@ -5789,27 +6023,27 @@
         </w:trPr>
         <w:tc>
           <w:tcPr>
-            <w:tcW w:w="5416" w:type="dxa"/>
-          </w:tcPr>
-          <w:p>
-            <w:pPr>
-              <w:pStyle w:val="Tekstabeli"/>
-            </w:pPr>
-            <w:r>
-              <w:t xml:space="preserve">Urlop wychowawczy (macierz.dod., hist.)</w:t>
-            </w:r>
-          </w:p>
-        </w:tc>
-        <w:tc>
-          <w:tcPr>
-            <w:tcW w:w="3610" w:type="dxa"/>
-          </w:tcPr>
-          <w:p>
-            <w:pPr>
-              <w:pStyle w:val="Tekstabeli"/>
-            </w:pPr>
-            <w:r>
-              <w:t xml:space="preserve">Nieobecność ZUS</w:t>
+            <w:tcW w:w="5596" w:type="dxa"/>
+          </w:tcPr>
+          <w:p>
+            <w:pPr>
+              <w:pStyle w:val="Tekstabeli"/>
+            </w:pPr>
+            <w:r>
+              <w:t xml:space="preserve">Zwolnienie chorobowe</w:t>
+            </w:r>
+          </w:p>
+        </w:tc>
+        <w:tc>
+          <w:tcPr>
+            <w:tcW w:w="3430" w:type="dxa"/>
+          </w:tcPr>
+          <w:p>
+            <w:pPr>
+              <w:pStyle w:val="Tekstabeli"/>
+            </w:pPr>
+            <w:r>
+              <w:t xml:space="preserve">Usprawiedliwiona płatna</w:t>
             </w:r>
           </w:p>
         </w:tc>
@@ -5820,27 +6054,27 @@
         </w:trPr>
         <w:tc>
           <w:tcPr>
-            <w:tcW w:w="5416" w:type="dxa"/>
-          </w:tcPr>
-          <w:p>
-            <w:pPr>
-              <w:pStyle w:val="Tekstabeli"/>
-            </w:pPr>
-            <w:r>
-              <w:t xml:space="preserve">Urlop wychowawczy (płaci ZUS)</w:t>
-            </w:r>
-          </w:p>
-        </w:tc>
-        <w:tc>
-          <w:tcPr>
-            <w:tcW w:w="3610" w:type="dxa"/>
-          </w:tcPr>
-          <w:p>
-            <w:pPr>
-              <w:pStyle w:val="Tekstabeli"/>
-            </w:pPr>
-            <w:r>
-              <w:t xml:space="preserve">Urlop wychowawczy</w:t>
+            <w:tcW w:w="5596" w:type="dxa"/>
+          </w:tcPr>
+          <w:p>
+            <w:pPr>
+              <w:pStyle w:val="Tekstabeli"/>
+            </w:pPr>
+            <w:r>
+              <w:t xml:space="preserve">Zwolnienie od pracy – siła wyższa (dni)</w:t>
+            </w:r>
+          </w:p>
+        </w:tc>
+        <w:tc>
+          <w:tcPr>
+            <w:tcW w:w="3430" w:type="dxa"/>
+          </w:tcPr>
+          <w:p>
+            <w:pPr>
+              <w:pStyle w:val="Tekstabeli"/>
+            </w:pPr>
+            <w:r>
+              <w:t xml:space="preserve">Usprawiedliwiona płatna</w:t>
             </w:r>
           </w:p>
         </w:tc>
@@ -5851,27 +6085,27 @@
         </w:trPr>
         <w:tc>
           <w:tcPr>
-            <w:tcW w:w="5416" w:type="dxa"/>
-          </w:tcPr>
-          <w:p>
-            <w:pPr>
-              <w:pStyle w:val="Tekstabeli"/>
-            </w:pPr>
-            <w:r>
-              <w:t xml:space="preserve">Urlop wychowawczy (ur.macierzyński)</w:t>
-            </w:r>
-          </w:p>
-        </w:tc>
-        <w:tc>
-          <w:tcPr>
-            <w:tcW w:w="3610" w:type="dxa"/>
-          </w:tcPr>
-          <w:p>
-            <w:pPr>
-              <w:pStyle w:val="Tekstabeli"/>
-            </w:pPr>
-            <w:r>
-              <w:t xml:space="preserve">Nieobecność ZUS</w:t>
+            <w:tcW w:w="5596" w:type="dxa"/>
+          </w:tcPr>
+          <w:p>
+            <w:pPr>
+              <w:pStyle w:val="Tekstabeli"/>
+            </w:pPr>
+            <w:r>
+              <w:t xml:space="preserve">Zwolnienie od pracy – siła wyższa (godz.)</w:t>
+            </w:r>
+          </w:p>
+        </w:tc>
+        <w:tc>
+          <w:tcPr>
+            <w:tcW w:w="3430" w:type="dxa"/>
+          </w:tcPr>
+          <w:p>
+            <w:pPr>
+              <w:pStyle w:val="Tekstabeli"/>
+            </w:pPr>
+            <w:r>
+              <w:t xml:space="preserve">Usprawiedliwiona płatna</w:t>
             </w:r>
           </w:p>
         </w:tc>
@@ -5882,27 +6116,27 @@
         </w:trPr>
         <w:tc>
           <w:tcPr>
-            <w:tcW w:w="5416" w:type="dxa"/>
-          </w:tcPr>
-          <w:p>
-            <w:pPr>
-              <w:pStyle w:val="Tekstabeli"/>
-            </w:pPr>
-            <w:r>
-              <w:t xml:space="preserve">Urlop wychowawczy (ur.rodzicielski)</w:t>
-            </w:r>
-          </w:p>
-        </w:tc>
-        <w:tc>
-          <w:tcPr>
-            <w:tcW w:w="3610" w:type="dxa"/>
-          </w:tcPr>
-          <w:p>
-            <w:pPr>
-              <w:pStyle w:val="Tekstabeli"/>
-            </w:pPr>
-            <w:r>
-              <w:t xml:space="preserve">Nieobecność ZUS</w:t>
+            <w:tcW w:w="5596" w:type="dxa"/>
+          </w:tcPr>
+          <w:p>
+            <w:pPr>
+              <w:pStyle w:val="Tekstabeli"/>
+            </w:pPr>
+            <w:r>
+              <w:t xml:space="preserve">Zwolnienie opieka (ZUS)</w:t>
+            </w:r>
+          </w:p>
+        </w:tc>
+        <w:tc>
+          <w:tcPr>
+            <w:tcW w:w="3430" w:type="dxa"/>
+          </w:tcPr>
+          <w:p>
+            <w:pPr>
+              <w:pStyle w:val="Tekstabeli"/>
+            </w:pPr>
+            <w:r>
+              <w:t xml:space="preserve">Usprawiedliwiona płatna</w:t>
             </w:r>
           </w:p>
         </w:tc>
@@ -5913,286 +6147,7 @@
         </w:trPr>
         <w:tc>
           <w:tcPr>
-            <w:tcW w:w="5416" w:type="dxa"/>
-          </w:tcPr>
-          <w:p>
-            <w:pPr>
-              <w:pStyle w:val="Tekstabeli"/>
-            </w:pPr>
-            <w:r>
-              <w:t xml:space="preserve">Urlop wypoczynkowy</w:t>
-            </w:r>
-          </w:p>
-        </w:tc>
-        <w:tc>
-          <w:tcPr>
-            <w:tcW w:w="3610" w:type="dxa"/>
-          </w:tcPr>
-          <w:p>
-            <w:pPr>
-              <w:pStyle w:val="Tekstabeli"/>
-            </w:pPr>
-            <w:r>
-              <w:t xml:space="preserve">Usprawiedliwiona płatna</w:t>
-            </w:r>
-          </w:p>
-        </w:tc>
-      </w:tr>
-      <w:tr>
-        <w:trPr>
-          <w:cantSplit/>
-        </w:trPr>
-        <w:tc>
-          <w:tcPr>
-            <w:tcW w:w="5416" w:type="dxa"/>
-          </w:tcPr>
-          <w:p>
-            <w:pPr>
-              <w:pStyle w:val="Tekstabeli"/>
-            </w:pPr>
-            <w:r>
-              <w:t xml:space="preserve">Urlop wypoczynkowy dodatkowy</w:t>
-            </w:r>
-          </w:p>
-        </w:tc>
-        <w:tc>
-          <w:tcPr>
-            <w:tcW w:w="3610" w:type="dxa"/>
-          </w:tcPr>
-          <w:p>
-            <w:pPr>
-              <w:pStyle w:val="Tekstabeli"/>
-            </w:pPr>
-            <w:r>
-              <w:t xml:space="preserve">Usprawiedliwiona płatna</w:t>
-            </w:r>
-          </w:p>
-        </w:tc>
-      </w:tr>
-      <w:tr>
-        <w:trPr>
-          <w:cantSplit/>
-        </w:trPr>
-        <w:tc>
-          <w:tcPr>
-            <w:tcW w:w="5416" w:type="dxa"/>
-          </w:tcPr>
-          <w:p>
-            <w:pPr>
-              <w:pStyle w:val="Tekstabeli"/>
-            </w:pPr>
-            <w:r>
-              <w:t xml:space="preserve">Urlop wypoczynkowy prac.tymcz.</w:t>
-            </w:r>
-          </w:p>
-        </w:tc>
-        <w:tc>
-          <w:tcPr>
-            <w:tcW w:w="3610" w:type="dxa"/>
-          </w:tcPr>
-          <w:p>
-            <w:pPr>
-              <w:pStyle w:val="Tekstabeli"/>
-            </w:pPr>
-            <w:r>
-              <w:t xml:space="preserve">Usprawiedliwiona płatna</w:t>
-            </w:r>
-          </w:p>
-        </w:tc>
-      </w:tr>
-      <w:tr>
-        <w:trPr>
-          <w:cantSplit/>
-        </w:trPr>
-        <w:tc>
-          <w:tcPr>
-            <w:tcW w:w="5416" w:type="dxa"/>
-          </w:tcPr>
-          <w:p>
-            <w:pPr>
-              <w:pStyle w:val="Tekstabeli"/>
-            </w:pPr>
-            <w:r>
-              <w:t xml:space="preserve">Zwolnienie chorobowe</w:t>
-            </w:r>
-          </w:p>
-        </w:tc>
-        <w:tc>
-          <w:tcPr>
-            <w:tcW w:w="3610" w:type="dxa"/>
-          </w:tcPr>
-          <w:p>
-            <w:pPr>
-              <w:pStyle w:val="Tekstabeli"/>
-            </w:pPr>
-            <w:r>
-              <w:t xml:space="preserve">Nieobecność ZUS</w:t>
-            </w:r>
-          </w:p>
-        </w:tc>
-      </w:tr>
-      <w:tr>
-        <w:trPr>
-          <w:cantSplit/>
-        </w:trPr>
-        <w:tc>
-          <w:tcPr>
-            <w:tcW w:w="5416" w:type="dxa"/>
-          </w:tcPr>
-          <w:p>
-            <w:pPr>
-              <w:pStyle w:val="Tekstabeli"/>
-            </w:pPr>
-            <w:r>
-              <w:t xml:space="preserve">Zwolnienie od pracy - siła wyższa (dni)</w:t>
-            </w:r>
-          </w:p>
-        </w:tc>
-        <w:tc>
-          <w:tcPr>
-            <w:tcW w:w="3610" w:type="dxa"/>
-          </w:tcPr>
-          <w:p>
-            <w:pPr>
-              <w:pStyle w:val="Tekstabeli"/>
-            </w:pPr>
-            <w:r>
-              <w:t xml:space="preserve">Usprawiedliwiona płatna</w:t>
-            </w:r>
-          </w:p>
-        </w:tc>
-      </w:tr>
-      <w:tr>
-        <w:trPr>
-          <w:cantSplit/>
-        </w:trPr>
-        <w:tc>
-          <w:tcPr>
-            <w:tcW w:w="5416" w:type="dxa"/>
-          </w:tcPr>
-          <w:p>
-            <w:pPr>
-              <w:pStyle w:val="Tekstabeli"/>
-            </w:pPr>
-            <w:r>
-              <w:t xml:space="preserve">Zwolnienie od pracy - siła wyższa(godz.)</w:t>
-            </w:r>
-          </w:p>
-        </w:tc>
-        <w:tc>
-          <w:tcPr>
-            <w:tcW w:w="3610" w:type="dxa"/>
-          </w:tcPr>
-          <w:p>
-            <w:pPr>
-              <w:pStyle w:val="Tekstabeli"/>
-            </w:pPr>
-            <w:r>
-              <w:t xml:space="preserve">Usprawiedliwiona płatna</w:t>
-            </w:r>
-          </w:p>
-        </w:tc>
-      </w:tr>
-      <w:tr>
-        <w:trPr>
-          <w:cantSplit/>
-        </w:trPr>
-        <w:tc>
-          <w:tcPr>
-            <w:tcW w:w="5416" w:type="dxa"/>
-          </w:tcPr>
-          <w:p>
-            <w:pPr>
-              <w:pStyle w:val="Tekstabeli"/>
-            </w:pPr>
-            <w:r>
-              <w:t xml:space="preserve">Zwolnienie opieka (ZUS)</w:t>
-            </w:r>
-          </w:p>
-        </w:tc>
-        <w:tc>
-          <w:tcPr>
-            <w:tcW w:w="3610" w:type="dxa"/>
-          </w:tcPr>
-          <w:p>
-            <w:pPr>
-              <w:pStyle w:val="Tekstabeli"/>
-            </w:pPr>
-            <w:r>
-              <w:t xml:space="preserve">Nieobecność ZUS</w:t>
-            </w:r>
-          </w:p>
-        </w:tc>
-      </w:tr>
-      <w:tr>
-        <w:trPr>
-          <w:cantSplit/>
-        </w:trPr>
-        <w:tc>
-          <w:tcPr>
-            <w:tcW w:w="5416" w:type="dxa"/>
-          </w:tcPr>
-          <w:p>
-            <w:pPr>
-              <w:pStyle w:val="Tekstabeli"/>
-            </w:pPr>
-            <w:r>
-              <w:t xml:space="preserve">Zwolnienie opieka(ZUS bez zasiłku 1/30)</w:t>
-            </w:r>
-          </w:p>
-        </w:tc>
-        <w:tc>
-          <w:tcPr>
-            <w:tcW w:w="3610" w:type="dxa"/>
-          </w:tcPr>
-          <w:p>
-            <w:pPr>
-              <w:pStyle w:val="Tekstabeli"/>
-            </w:pPr>
-            <w:r>
-              <w:t xml:space="preserve">Nieobecność ZUS</w:t>
-            </w:r>
-          </w:p>
-        </w:tc>
-      </w:tr>
-      <w:tr>
-        <w:trPr>
-          <w:cantSplit/>
-        </w:trPr>
-        <w:tc>
-          <w:tcPr>
-            <w:tcW w:w="5416" w:type="dxa"/>
-          </w:tcPr>
-          <w:p>
-            <w:pPr>
-              <w:pStyle w:val="Tekstabeli"/>
-            </w:pPr>
-            <w:r>
-              <w:t xml:space="preserve">Zwolnienie opieka(ZUS bez zasiłku prop.)</w:t>
-            </w:r>
-          </w:p>
-        </w:tc>
-        <w:tc>
-          <w:tcPr>
-            <w:tcW w:w="3610" w:type="dxa"/>
-          </w:tcPr>
-          <w:p>
-            <w:pPr>
-              <w:pStyle w:val="Tekstabeli"/>
-            </w:pPr>
-            <w:r>
-              <w:t xml:space="preserve">Usprawiedliwiona bezpłatna</w:t>
-            </w:r>
-          </w:p>
-        </w:tc>
-      </w:tr>
-      <w:tr>
-        <w:trPr>
-          <w:cantSplit/>
-        </w:trPr>
-        <w:tc>
-          <w:tcPr>
-            <w:tcW w:w="5416" w:type="dxa"/>
+            <w:tcW w:w="5596" w:type="dxa"/>
           </w:tcPr>
           <w:p>
             <w:pPr>
@@ -6205,7 +6160,7 @@
         </w:tc>
         <w:tc>
           <w:tcPr>
-            <w:tcW w:w="3610" w:type="dxa"/>
+            <w:tcW w:w="3430" w:type="dxa"/>
           </w:tcPr>
           <w:p>
             <w:pPr>
@@ -6254,7 +6209,7 @@
         <w:pStyle w:val="Normalny"/>
       </w:pPr>
       <w:r>
-        <w:t xml:space="preserve">Powyższa tabela zawiera wszystkie dostępne dla operatora kadrowego definicje nieobecności. Operator może dodać definicje kolejnych nieobecności w konfiguracji programu. Przy wpisywaniu danego rodzaju nieobecności możliwe jest uzupełnienie wszystkich niezbędnych danych zgodnie z obowiązującymi przepisami (np. procent płatności urlopu rodzicielskiego, kod świadczenia przerwy, tytuł ubezpieczenia). Przy urlopie rodzicielskim, wychowawczym i ojcowskim system wymaga wskazania dziecka, na które udzielany jest urlop.</w:t>
+        <w:t xml:space="preserve">Powyższa tabela zawiera standardowe definicje nieobecności dostępne dla operatora kadrowego; definicje oznaczone jako domyślnie zablokowane należy odblokować w konfiguracji, jeśli będą wykorzystywane. Operator może dodać definicje kolejnych nieobecności w konfiguracji programu. Przy wpisywaniu danego rodzaju nieobecności możliwe jest uzupełnienie wszystkich niezbędnych danych zgodnie z obowiązującymi przepisami (np. procent płatności urlopu rodzicielskiego, kod świadczenia przerwy, tytuł ubezpieczenia). Przy urlopie rodzicielskim, wychowawczym i ojcowskim system wymaga wskazania dziecka, na które udzielany jest urlop.</w:t>
       </w:r>
     </w:p>
     <w:p>
@@ -6334,7 +6289,7 @@
         <w:pStyle w:val="Normalny"/>
       </w:pPr>
       <w:r>
-        <w:t xml:space="preserve">Limit urlopu wypoczynkowego wylicza się z uwzględnieniem historii zatrudnienia oraz wykształcenia ewidencjonowanych w kartotece pracownika. Naliczanie limitów odbywa się raz w roku za pomocą operacji seryjnych – jednocześnie dla wielu pracowników. Jeśli w momencie naliczania pracownik ma wprowadzone wszelkie niezbędne dane, program pilnuje przejścia z limitu 20 na 26 dni, w tym w trakcie roku. Program obsługuje również limit urlopu w pierwszym roku pracy, proporcjonalność wymiaru do etatu oraz limit 4 dni urlopu na żądanie. W przypadku doniesienia świadectwa pracy operator musi przeliczyć limit (usunąć limit i naliczyć go ponownie).</w:t>
+        <w:t xml:space="preserve">Limit urlopu wypoczynkowego wylicza się z uwzględnieniem historii zatrudnienia oraz wykształcenia ewidencjonowanych w kartotece pracownika. Naliczanie limitów odbywa się raz w roku za pomocą czynności seryjnej (lista pracowników, Czynności/Limity nieobecności/Nalicz) – jednocześnie dla wielu pracowników. Jeśli w momencie naliczania pracownik ma wprowadzone wszelkie niezbędne dane, program pilnuje przejścia z limitu 20 na 26 dni, w tym w trakcie roku. Program obsługuje również limit urlopu w pierwszym roku pracy, proporcjonalność wymiaru do etatu oraz limit 4 dni urlopu na żądanie. Po zmianie danych wpływających na wymiar urlopu (np. doniesienie świadectwa pracy, wpisanie daty zakończenia umowy) należy ponownie naliczyć limit urlopu wypoczynkowego – limit zostanie przeliczony adekwatnie do okresu zatrudnienia, a niewykorzystany urlop zostanie pobrany do ekwiwalentu.</w:t>
       </w:r>
     </w:p>
     <w:p>

--- a/Wzor_analizy/Wzor_ZAL_01_Kadry_KPCP.docx
+++ b/Wzor_analizy/Wzor_ZAL_01_Kadry_KPCP.docx
@@ -2560,7 +2560,7 @@
         <w:pStyle w:val="Normalny"/>
       </w:pPr>
       <w:r>
-        <w:t xml:space="preserve">Na etapie wdrożenia uruchomiona zostanie funkcjonalność rozszerzonego zapisu zmian danych w systemie. Odnotowywane będą informacje o logowaniu do systemu i realizowanych zmianach danych ze wskazaniem operatora dokonującego zmiany, daty i godziny zmiany oraz zakresu zmodyfikowanych danych.</w:t>
+        <w:t xml:space="preserve">Na etapie wdrożenia uruchomiona zostanie funkcjonalność rozszerzonego zapisu zmian danych w systemie. Odnotowywane będą informacje o logowaniu do systemu (w tym nieudanych próbach logowania) i realizowanych zmianach danych ze wskazaniem operatora dokonującego zmiany, daty i godziny zmiany oraz zakresu zmodyfikowanych danych. Zakres zapisu ustawia się w Narzędzia/Opcje/Systemowe/Zmiany ustawienia – dla importu i eksportu danych oraz osobno dla każdej tabeli (log listy, formularza, zapisów i raportów); zapisane zmiany są dostępne na liście Systemowe/Zmiany rekordów oraz w historii zmian zapisu danego rekordu.</w:t>
       </w:r>
     </w:p>
     <w:p>

--- a/Wzor_analizy/Wzor_ZAL_01_Kadry_KPCP.docx
+++ b/Wzor_analizy/Wzor_ZAL_01_Kadry_KPCP.docx
@@ -340,7 +340,7 @@
         <w:pStyle w:val="Klauzula"/>
       </w:pPr>
       <w:r>
-        <w:t xml:space="preserve">Dokument został opracowany przez Alt One wyłącznie dla </w:t>
+        <w:t xml:space="preserve">Dokument został opracowany przez AltOne wyłącznie dla </w:t>
       </w:r>
       <w:r>
         <w:rPr>
@@ -350,7 +350,7 @@
         <w:t xml:space="preserve">[DO UZUPEŁNIENIA: nazwa klienta]</w:t>
       </w:r>
       <w:r>
-        <w:t xml:space="preserve">. Nie może być reprodukowany, kopiowany lub publikowany w całości lub jakiejkolwiek jego części bez pisemnej zgody Alt One.</w:t>
+        <w:t xml:space="preserve">. Nie może być reprodukowany, kopiowany lub publikowany w całości lub jakiejkolwiek jego części bez pisemnej zgody AltOne.</w:t>
       </w:r>
     </w:p>
     <w:p>
@@ -4233,7 +4233,7 @@
         <w:pStyle w:val="Normalny"/>
       </w:pPr>
       <w:r>
-        <w:t xml:space="preserve">Do jednej osoby możliwe jest ewidencjonowanie wielu umów B2B. Dane zostaną zaimportowane w oparciu o formatki migracyjne przygotowane przez Alt One. </w:t>
+        <w:t xml:space="preserve">Do jednej osoby możliwe jest ewidencjonowanie wielu umów B2B. Dane zostaną zaimportowane w oparciu o formatki migracyjne przygotowane przez AltOne. </w:t>
       </w:r>
       <w:r>
         <w:rPr>
@@ -6887,7 +6887,7 @@
                 <w:rStyle w:val="PoledoUzupelnienia"/>
                 <w:highlight w:val="yellow"/>
               </w:rPr>
-              <w:t xml:space="preserve">[DO UZUPEŁNIENIA: Klient / Alt One]</w:t>
+              <w:t xml:space="preserve">[DO UZUPEŁNIENIA: Klient / AltOne]</w:t>
             </w:r>
           </w:p>
         </w:tc>
@@ -7184,7 +7184,7 @@
         <w:spacing w:before="240"/>
       </w:pPr>
       <w:r>
-        <w:t xml:space="preserve">Alt One, </w:t>
+        <w:t xml:space="preserve">AltOne, </w:t>
       </w:r>
       <w:r>
         <w:rPr>
